--- a/00-首页/题组Word/第一轮·综合套卷/第一轮综合卷03-学生版.docx
+++ b/00-首页/题组Word/第一轮·综合套卷/第一轮综合卷03-学生版.docx
@@ -5557,58 +5557,19 @@
       <w:pPr>
         <w:pStyle w:val="FirstParagraph"/>
       </w:pPr>
-      <w:r>
-        <w:rPr>
-          <w:rFonts w:hint="eastAsia" w:ascii="Times New Roman" w:hAnsi="Times New Roman" w:eastAsia="FangSong" w:cs="Times New Roman"/>
-        </w:rPr>
-        <w:t>假设我们在另一个具有不同物理定律的星球上</w:t>
-      </w:r>
-      <w:r>
-        <w:rPr>
-          <w:rFonts w:hint="eastAsia" w:ascii="Times New Roman" w:hAnsi="Times New Roman" w:eastAsia="Times New Roman" w:cs="Times New Roman"/>
-        </w:rPr>
-        <w:t>。</w:t>
-      </w:r>
-      <w:r>
-        <w:rPr>
-          <w:rFonts w:hint="eastAsia" w:ascii="Times New Roman" w:hAnsi="Times New Roman" w:eastAsia="FangSong" w:cs="Times New Roman"/>
-        </w:rPr>
-        <w:t>这个星球中的电子也是用四个量子数描述</w:t>
-      </w:r>
-      <w:r>
-        <w:rPr>
-          <w:rFonts w:hint="eastAsia" w:ascii="Times New Roman" w:hAnsi="Times New Roman" w:eastAsia="Times New Roman" w:cs="Times New Roman"/>
-        </w:rPr>
-        <w:t>，</w:t>
-      </w:r>
-      <w:r>
-        <w:rPr>
-          <w:rFonts w:hint="eastAsia" w:ascii="Times New Roman" w:hAnsi="Times New Roman" w:eastAsia="FangSong" w:cs="Times New Roman"/>
-        </w:rPr>
-        <w:t>其含义与我们使用的含义相似</w:t>
-      </w:r>
-      <w:r>
-        <w:rPr>
-          <w:rFonts w:hint="eastAsia" w:ascii="Times New Roman" w:hAnsi="Times New Roman" w:eastAsia="Times New Roman" w:cs="Times New Roman"/>
-        </w:rPr>
-        <w:t>。</w:t>
-      </w:r>
-      <w:r>
-        <w:rPr>
-          <w:rFonts w:hint="eastAsia" w:ascii="Times New Roman" w:hAnsi="Times New Roman" w:eastAsia="FangSong" w:cs="Times New Roman"/>
-        </w:rPr>
-        <w:t>我们将这四个量子数称为</w:t>
-      </w:r>
-      <w:r>
-        <w:rPr>
-          <w:rFonts w:ascii="Times New Roman" w:hAnsi="Times New Roman" w:eastAsia="Times New Roman" w:cs="Times New Roman"/>
-        </w:rPr>
-        <w:t xml:space="preserve"> </w:t>
-      </w:r>
       <m:oMath>
-        <m:r>
-          <m:t>p</m:t>
-        </m:r>
+        <m:sSup>
+          <m:e>
+            <m:r>
+              <m:t>​</m:t>
+            </m:r>
+          </m:e>
+          <m:sup>
+            <m:r>
+              <m:t>48</m:t>
+            </m:r>
+          </m:sup>
+        </m:sSup>
       </m:oMath>
       <w:r>
         <w:rPr>
@@ -5620,1091 +5581,13 @@
         <w:rPr>
           <w:rFonts w:ascii="Times New Roman" w:hAnsi="Times New Roman" w:eastAsia="Times New Roman" w:cs="Times New Roman"/>
         </w:rPr>
-        <w:t xml:space="preserve">、</w:t>
-      </w:r>
-      <w:r>
-        <w:rPr>
-          <w:rFonts w:ascii="Times New Roman" w:hAnsi="Times New Roman" w:eastAsia="Times New Roman" w:cs="Times New Roman"/>
-        </w:rPr>
-        <w:t xml:space="preserve"> </w:t>
-      </w:r>
-      <m:oMath>
-        <m:r>
-          <m:t>q</m:t>
-        </m:r>
-      </m:oMath>
-      <w:r>
-        <w:rPr>
-          <w:rFonts w:ascii="Times New Roman" w:hAnsi="Times New Roman" w:eastAsia="Times New Roman" w:cs="Times New Roman"/>
-        </w:rPr>
-        <w:t xml:space="preserve"> </w:t>
-      </w:r>
-      <w:r>
-        <w:rPr>
-          <w:rFonts w:ascii="Times New Roman" w:hAnsi="Times New Roman" w:eastAsia="Times New Roman" w:cs="Times New Roman"/>
-        </w:rPr>
-        <w:t xml:space="preserve">、</w:t>
-      </w:r>
-      <w:r>
-        <w:rPr>
-          <w:rFonts w:ascii="Times New Roman" w:hAnsi="Times New Roman" w:eastAsia="Times New Roman" w:cs="Times New Roman"/>
-        </w:rPr>
-        <w:t xml:space="preserve"> </w:t>
-      </w:r>
-      <m:oMath>
-        <m:r>
-          <m:t>r</m:t>
-        </m:r>
-      </m:oMath>
-      <w:r>
-        <w:rPr>
-          <w:rFonts w:ascii="Times New Roman" w:hAnsi="Times New Roman" w:eastAsia="Times New Roman" w:cs="Times New Roman"/>
-        </w:rPr>
-        <w:t xml:space="preserve"> </w:t>
-      </w:r>
-      <w:r>
-        <w:rPr>
-          <w:rFonts w:hint="eastAsia" w:ascii="Times New Roman" w:hAnsi="Times New Roman" w:eastAsia="FangSong" w:cs="Times New Roman"/>
-        </w:rPr>
-        <w:t xml:space="preserve">和</w:t>
-      </w:r>
-      <w:r>
-        <w:rPr>
-          <w:rFonts w:ascii="Times New Roman" w:hAnsi="Times New Roman" w:eastAsia="Times New Roman" w:cs="Times New Roman"/>
-        </w:rPr>
-        <w:t xml:space="preserve"> </w:t>
-      </w:r>
-      <m:oMath>
-        <m:r>
-          <m:t>s</m:t>
-        </m:r>
-      </m:oMath>
-      <w:r>
-        <w:rPr>
-          <w:rFonts w:ascii="Times New Roman" w:hAnsi="Times New Roman" w:eastAsia="Times New Roman" w:cs="Times New Roman"/>
-        </w:rPr>
-        <w:t xml:space="preserve"> </w:t>
-      </w:r>
-      <w:r>
-        <w:rPr>
-          <w:rFonts w:hint="eastAsia" w:ascii="Times New Roman" w:hAnsi="Times New Roman" w:eastAsia="Times New Roman" w:cs="Times New Roman"/>
-        </w:rPr>
-        <w:t>。</w:t>
-      </w:r>
-      <w:r>
-        <w:rPr>
-          <w:rFonts w:hint="eastAsia" w:ascii="Times New Roman" w:hAnsi="Times New Roman" w:eastAsia="FangSong" w:cs="Times New Roman"/>
-        </w:rPr>
-        <w:t>其规则如下</w:t>
-      </w:r>
-      <w:r>
-        <w:rPr>
-          <w:rFonts w:hint="eastAsia" w:ascii="Times New Roman" w:hAnsi="Times New Roman" w:eastAsia="Times New Roman" w:cs="Times New Roman"/>
-        </w:rPr>
-        <w:t>：</w:t>
-      </w:r>
-    </w:p>
-    <w:p>
-      <w:pPr>
-        <w:spacing w:before="160" w:after="80"/>
-      </w:pPr>
-      <w:r>
-        <w:pict>
-          <v:rect style="width:0;height:1.5pt" o:hralign="center" o:hrstd="t" o:hr="t"/>
-        </w:pict>
-      </w:r>
-    </w:p>
-    <w:bookmarkEnd w:id="35"/>
-    <w:bookmarkStart w:id="36" w:name="第13题"/>
-    <w:p>
-      <w:pPr>
-        <w:pStyle w:val="Heading3"/>
-        <w:spacing w:before="280" w:after="120"/>
-      </w:pPr>
-      <w:r>
-        <w:rPr>
-          <w:rFonts w:hint="eastAsia" w:ascii="Times New Roman" w:hAnsi="Times New Roman" w:eastAsia="SimHei" w:cs="Times New Roman"/>
-        </w:rPr>
-        <w:t>第</w:t>
-      </w:r>
-      <w:r>
-        <w:rPr>
-          <w:rFonts w:hint="eastAsia" w:ascii="Times New Roman" w:hAnsi="Times New Roman" w:eastAsia="Times New Roman" w:cs="Times New Roman"/>
-        </w:rPr>
-        <w:t>13</w:t>
-      </w:r>
-      <w:r>
-        <w:rPr>
-          <w:rFonts w:hint="eastAsia" w:ascii="Times New Roman" w:hAnsi="Times New Roman" w:eastAsia="SimHei" w:cs="Times New Roman"/>
-        </w:rPr>
-        <w:t>题</w:t>
-      </w:r>
-    </w:p>
-    <w:p>
-      <w:pPr>
-        <w:pStyle w:val="FirstParagraph"/>
-      </w:pPr>
-      <w:r>
-        <w:rPr>
-          <w:rFonts w:ascii="Times New Roman" w:hAnsi="Times New Roman" w:eastAsia="Times New Roman" w:cs="Times New Roman"/>
-        </w:rPr>
-        <w:t xml:space="preserve">1869 </w:t>
-      </w:r>
-      <w:r>
-        <w:rPr>
-          <w:rFonts w:hint="eastAsia" w:ascii="Times New Roman" w:hAnsi="Times New Roman" w:eastAsia="FangSong" w:cs="Times New Roman"/>
-        </w:rPr>
-        <w:t xml:space="preserve">年俄国化学家</w:t>
-      </w:r>
-      <w:r>
-        <w:rPr>
-          <w:rFonts w:ascii="Times New Roman" w:hAnsi="Times New Roman" w:eastAsia="Times New Roman" w:cs="Times New Roman"/>
-        </w:rPr>
-        <w:t xml:space="preserve"> D.I.Mendeleev </w:t>
-      </w:r>
-      <w:r>
-        <w:rPr>
-          <w:rFonts w:hint="eastAsia" w:ascii="Times New Roman" w:hAnsi="Times New Roman" w:eastAsia="FangSong" w:cs="Times New Roman"/>
-        </w:rPr>
-        <w:t>首次发表了元素周期表</w:t>
-      </w:r>
-      <w:r>
-        <w:rPr>
-          <w:rFonts w:hint="eastAsia" w:ascii="Times New Roman" w:hAnsi="Times New Roman" w:eastAsia="Times New Roman" w:cs="Times New Roman"/>
-        </w:rPr>
-        <w:t>，</w:t>
-      </w:r>
-      <w:r>
-        <w:rPr>
-          <w:rFonts w:hint="eastAsia" w:ascii="Times New Roman" w:hAnsi="Times New Roman" w:eastAsia="FangSong" w:cs="Times New Roman"/>
-        </w:rPr>
-        <w:t>他将当时已知的化学元素以原子量增加次序排列</w:t>
-      </w:r>
-      <w:r>
-        <w:rPr>
-          <w:rFonts w:hint="eastAsia" w:ascii="Times New Roman" w:hAnsi="Times New Roman" w:eastAsia="Times New Roman" w:cs="Times New Roman"/>
-        </w:rPr>
-        <w:t>。1871</w:t>
-      </w:r>
-      <w:r>
-        <w:rPr>
-          <w:rFonts w:ascii="Times New Roman" w:hAnsi="Times New Roman" w:eastAsia="Times New Roman" w:cs="Times New Roman"/>
-        </w:rPr>
-        <w:t xml:space="preserve"> </w:t>
-      </w:r>
-      <w:r>
-        <w:rPr>
-          <w:rFonts w:hint="eastAsia" w:ascii="Times New Roman" w:hAnsi="Times New Roman" w:eastAsia="FangSong" w:cs="Times New Roman"/>
-        </w:rPr>
-        <w:t xml:space="preserve">年</w:t>
-      </w:r>
-      <w:r>
-        <w:rPr>
-          <w:rFonts w:ascii="Times New Roman" w:hAnsi="Times New Roman" w:eastAsia="Times New Roman" w:cs="Times New Roman"/>
-        </w:rPr>
-        <w:t xml:space="preserve"> Mendeleev </w:t>
-      </w:r>
-      <w:r>
-        <w:rPr>
-          <w:rFonts w:hint="eastAsia" w:ascii="Times New Roman" w:hAnsi="Times New Roman" w:eastAsia="FangSong" w:cs="Times New Roman"/>
-        </w:rPr>
-        <w:t>详细描述了三种未知元素的性质</w:t>
-      </w:r>
-      <w:r>
-        <w:rPr>
-          <w:rFonts w:hint="eastAsia" w:ascii="Times New Roman" w:hAnsi="Times New Roman" w:eastAsia="Times New Roman" w:cs="Times New Roman"/>
-        </w:rPr>
-        <w:t>，</w:t>
-      </w:r>
-      <w:r>
-        <w:rPr>
-          <w:rFonts w:hint="eastAsia" w:ascii="Times New Roman" w:hAnsi="Times New Roman" w:eastAsia="FangSong" w:cs="Times New Roman"/>
-        </w:rPr>
-        <w:t>把这三种元素记作</w:t>
-      </w:r>
-      <w:r>
-        <w:rPr>
-          <w:rFonts w:ascii="Times New Roman" w:hAnsi="Times New Roman" w:eastAsia="Times New Roman" w:cs="Times New Roman"/>
-        </w:rPr>
-        <w:t xml:space="preserve"> </w:t>
-      </w:r>
-      <w:r>
-        <w:rPr>
-          <w:rFonts w:hint="eastAsia" w:ascii="Times New Roman" w:hAnsi="Times New Roman" w:eastAsia="Times New Roman" w:cs="Times New Roman"/>
-        </w:rPr>
-        <w:t>ekaboron(</w:t>
-      </w:r>
-      <w:r>
-        <w:rPr>
-          <w:rFonts w:hint="eastAsia" w:ascii="Times New Roman" w:hAnsi="Times New Roman" w:eastAsia="FangSong" w:cs="Times New Roman"/>
-        </w:rPr>
-        <w:t>类硼</w:t>
-      </w:r>
-      <w:r>
-        <w:rPr>
-          <w:rFonts w:hint="eastAsia" w:ascii="Times New Roman" w:hAnsi="Times New Roman" w:eastAsia="Times New Roman" w:cs="Times New Roman"/>
-        </w:rPr>
-        <w:t>)，ekaaluminum</w:t>
-      </w:r>
-      <w:r>
-        <w:rPr>
-          <w:rFonts w:ascii="Times New Roman" w:hAnsi="Times New Roman" w:eastAsia="Times New Roman" w:cs="Times New Roman"/>
-        </w:rPr>
-        <w:t xml:space="preserve"> </w:t>
-      </w:r>
-      <w:r>
-        <w:rPr>
-          <w:rFonts w:hint="eastAsia" w:ascii="Times New Roman" w:hAnsi="Times New Roman" w:eastAsia="Times New Roman" w:cs="Times New Roman"/>
-        </w:rPr>
-        <w:t>(</w:t>
-      </w:r>
-      <w:r>
-        <w:rPr>
-          <w:rFonts w:hint="eastAsia" w:ascii="Times New Roman" w:hAnsi="Times New Roman" w:eastAsia="FangSong" w:cs="Times New Roman"/>
-        </w:rPr>
-        <w:t>类铝</w:t>
-      </w:r>
-      <w:r>
-        <w:rPr>
-          <w:rFonts w:hint="eastAsia" w:ascii="Times New Roman" w:hAnsi="Times New Roman" w:eastAsia="Times New Roman" w:cs="Times New Roman"/>
-        </w:rPr>
-        <w:t>)</w:t>
-      </w:r>
-      <w:r>
-        <w:rPr>
-          <w:rFonts w:ascii="Times New Roman" w:hAnsi="Times New Roman" w:eastAsia="Times New Roman" w:cs="Times New Roman"/>
-        </w:rPr>
-        <w:t xml:space="preserve"> </w:t>
-      </w:r>
-      <w:r>
-        <w:rPr>
-          <w:rFonts w:hint="eastAsia" w:ascii="Times New Roman" w:hAnsi="Times New Roman" w:eastAsia="FangSong" w:cs="Times New Roman"/>
-        </w:rPr>
-        <w:t xml:space="preserve">和</w:t>
-      </w:r>
-      <w:r>
-        <w:rPr>
-          <w:rFonts w:ascii="Times New Roman" w:hAnsi="Times New Roman" w:eastAsia="Times New Roman" w:cs="Times New Roman"/>
-        </w:rPr>
-        <w:t xml:space="preserve"> </w:t>
-      </w:r>
-      <w:r>
-        <w:rPr>
-          <w:rFonts w:hint="eastAsia" w:ascii="Times New Roman" w:hAnsi="Times New Roman" w:eastAsia="Times New Roman" w:cs="Times New Roman"/>
-        </w:rPr>
-        <w:t>ekasilicon(</w:t>
-      </w:r>
-      <w:r>
-        <w:rPr>
-          <w:rFonts w:hint="eastAsia" w:ascii="Times New Roman" w:hAnsi="Times New Roman" w:eastAsia="FangSong" w:cs="Times New Roman"/>
-        </w:rPr>
-        <w:t>类硅</w:t>
-      </w:r>
-      <w:r>
-        <w:rPr>
-          <w:rFonts w:hint="eastAsia" w:ascii="Times New Roman" w:hAnsi="Times New Roman" w:eastAsia="Times New Roman" w:cs="Times New Roman"/>
-        </w:rPr>
-        <w:t>)。</w:t>
-      </w:r>
-      <w:r>
-        <w:rPr>
-          <w:rFonts w:hint="eastAsia" w:ascii="Times New Roman" w:hAnsi="Times New Roman" w:eastAsia="FangSong" w:cs="Times New Roman"/>
-        </w:rPr>
-        <w:t>在之后的</w:t>
-      </w:r>
-      <w:r>
-        <w:rPr>
-          <w:rFonts w:ascii="Times New Roman" w:hAnsi="Times New Roman" w:eastAsia="Times New Roman" w:cs="Times New Roman"/>
-        </w:rPr>
-        <w:t xml:space="preserve"> 15 </w:t>
-      </w:r>
-      <w:r>
-        <w:rPr>
-          <w:rFonts w:hint="eastAsia" w:ascii="Times New Roman" w:hAnsi="Times New Roman" w:eastAsia="FangSong" w:cs="Times New Roman"/>
-        </w:rPr>
-        <w:t>年内</w:t>
-      </w:r>
-      <w:r>
-        <w:rPr>
-          <w:rFonts w:hint="eastAsia" w:ascii="Times New Roman" w:hAnsi="Times New Roman" w:eastAsia="Times New Roman" w:cs="Times New Roman"/>
-        </w:rPr>
-        <w:t>，</w:t>
-      </w:r>
-      <w:r>
-        <w:rPr>
-          <w:rFonts w:hint="eastAsia" w:ascii="Times New Roman" w:hAnsi="Times New Roman" w:eastAsia="FangSong" w:cs="Times New Roman"/>
-        </w:rPr>
-        <w:t>他的预测得到了证实</w:t>
-      </w:r>
-      <w:r>
-        <w:rPr>
-          <w:rFonts w:hint="eastAsia" w:ascii="Times New Roman" w:hAnsi="Times New Roman" w:eastAsia="Times New Roman" w:cs="Times New Roman"/>
-        </w:rPr>
-        <w:t>。</w:t>
-      </w:r>
-    </w:p>
-    <w:p>
-      <w:pPr>
-        <w:pStyle w:val="BodyText"/>
-      </w:pPr>
-      <w:r>
-        <w:rPr>
-          <w:rFonts w:ascii="Times New Roman" w:hAnsi="Times New Roman" w:eastAsia="Times New Roman" w:cs="Times New Roman"/>
-        </w:rPr>
-        <w:t xml:space="preserve">14-1 </w:t>
-      </w:r>
-      <w:r>
-        <w:rPr>
-          <w:rFonts w:hint="eastAsia" w:ascii="Times New Roman" w:hAnsi="Times New Roman" w:eastAsia="FangSong" w:cs="Times New Roman"/>
-        </w:rPr>
-        <w:t>有趣的是</w:t>
-      </w:r>
-      <w:r>
-        <w:rPr>
-          <w:rFonts w:hint="eastAsia" w:ascii="Times New Roman" w:hAnsi="Times New Roman" w:eastAsia="Times New Roman" w:cs="Times New Roman"/>
-        </w:rPr>
-        <w:t>,</w:t>
-      </w:r>
-      <w:r>
-        <w:rPr>
-          <w:rFonts w:ascii="Times New Roman" w:hAnsi="Times New Roman" w:eastAsia="Times New Roman" w:cs="Times New Roman"/>
-        </w:rPr>
-        <w:t xml:space="preserve"> </w:t>
-      </w:r>
-      <w:r>
-        <w:rPr>
-          <w:rFonts w:hint="eastAsia" w:ascii="Times New Roman" w:hAnsi="Times New Roman" w:eastAsia="FangSong" w:cs="Times New Roman"/>
-        </w:rPr>
-        <w:t>这三种元素的名称都具有地理上的溯源</w:t>
-      </w:r>
-      <w:r>
-        <w:rPr>
-          <w:rFonts w:hint="eastAsia" w:ascii="Times New Roman" w:hAnsi="Times New Roman" w:eastAsia="Times New Roman" w:cs="Times New Roman"/>
-        </w:rPr>
-        <w:t>。Mendeleev</w:t>
-      </w:r>
-      <w:r>
-        <w:rPr>
-          <w:rFonts w:ascii="Times New Roman" w:hAnsi="Times New Roman" w:eastAsia="Times New Roman" w:cs="Times New Roman"/>
-        </w:rPr>
-        <w:t xml:space="preserve"> </w:t>
-      </w:r>
-      <w:r>
-        <w:rPr>
-          <w:rFonts w:hint="eastAsia" w:ascii="Times New Roman" w:hAnsi="Times New Roman" w:eastAsia="FangSong" w:cs="Times New Roman"/>
-        </w:rPr>
-        <w:t>预测的三种元素现在被称为何种元素</w:t>
-      </w:r>
-      <w:r>
-        <w:rPr>
-          <w:rFonts w:hint="eastAsia" w:ascii="Times New Roman" w:hAnsi="Times New Roman" w:eastAsia="Times New Roman" w:cs="Times New Roman"/>
-        </w:rPr>
-        <w:t>?</w:t>
-      </w:r>
-      <w:r>
-        <w:rPr>
-          <w:rFonts w:ascii="Times New Roman" w:hAnsi="Times New Roman" w:eastAsia="Times New Roman" w:cs="Times New Roman"/>
-        </w:rPr>
-        <w:t xml:space="preserve"> </w:t>
-      </w:r>
-      <w:r>
-        <w:rPr>
-          <w:rFonts w:hint="eastAsia" w:ascii="Times New Roman" w:hAnsi="Times New Roman" w:eastAsia="FangSong" w:cs="Times New Roman"/>
-        </w:rPr>
-        <w:t xml:space="preserve">为什么</w:t>
-      </w:r>
-      <w:r>
-        <w:rPr>
-          <w:rFonts w:ascii="Times New Roman" w:hAnsi="Times New Roman" w:eastAsia="Times New Roman" w:cs="Times New Roman"/>
-        </w:rPr>
-        <w:t xml:space="preserve"> Mendeleev </w:t>
-      </w:r>
-      <w:r>
-        <w:rPr>
-          <w:rFonts w:hint="eastAsia" w:ascii="Times New Roman" w:hAnsi="Times New Roman" w:eastAsia="FangSong" w:cs="Times New Roman"/>
-        </w:rPr>
-        <w:t>不能预测出稀有气体元素</w:t>
-      </w:r>
-      <w:r>
-        <w:rPr>
-          <w:rFonts w:hint="eastAsia" w:ascii="Times New Roman" w:hAnsi="Times New Roman" w:eastAsia="Times New Roman" w:cs="Times New Roman"/>
-        </w:rPr>
-        <w:t>?</w:t>
-      </w:r>
-    </w:p>
-    <w:p>
-      <w:pPr>
-        <w:pStyle w:val="BodyText"/>
-      </w:pPr>
-      <w:r>
-        <w:rPr>
-          <w:rFonts w:ascii="Times New Roman" w:hAnsi="Times New Roman" w:eastAsia="Times New Roman" w:cs="Times New Roman"/>
-        </w:rPr>
-        <w:t xml:space="preserve">14-2 </w:t>
-      </w:r>
-      <w:r>
-        <w:rPr>
-          <w:rFonts w:hint="eastAsia" w:ascii="Times New Roman" w:hAnsi="Times New Roman" w:eastAsia="Times New Roman" w:cs="Times New Roman"/>
-        </w:rPr>
-        <w:t>2005</w:t>
-      </w:r>
-      <w:r>
-        <w:rPr>
-          <w:rFonts w:hint="eastAsia" w:ascii="Times New Roman" w:hAnsi="Times New Roman" w:eastAsia="FangSong" w:cs="Times New Roman"/>
-        </w:rPr>
-        <w:t>年在俄罗斯和美国的联合实验室中发现了第</w:t>
-      </w:r>
-      <w:r>
-        <w:rPr>
-          <w:rFonts w:hint="eastAsia" w:ascii="Times New Roman" w:hAnsi="Times New Roman" w:eastAsia="Times New Roman" w:cs="Times New Roman"/>
-        </w:rPr>
-        <w:t>118</w:t>
-      </w:r>
-      <w:r>
-        <w:rPr>
-          <w:rFonts w:hint="eastAsia" w:ascii="Times New Roman" w:hAnsi="Times New Roman" w:eastAsia="FangSong" w:cs="Times New Roman"/>
-        </w:rPr>
-        <w:t>号元素</w:t>
-      </w:r>
-      <w:r>
-        <w:rPr>
-          <w:rFonts w:hint="eastAsia" w:ascii="Times New Roman" w:hAnsi="Times New Roman" w:eastAsia="Times New Roman" w:cs="Times New Roman"/>
-        </w:rPr>
-        <w:t>。</w:t>
-      </w:r>
-      <w:r>
-        <w:rPr>
-          <w:rFonts w:hint="eastAsia" w:ascii="Times New Roman" w:hAnsi="Times New Roman" w:eastAsia="FangSong" w:cs="Times New Roman"/>
-        </w:rPr>
-        <w:t>其合成方法用钙</w:t>
-      </w:r>
-      <w:r>
-        <w:rPr>
-          <w:rFonts w:hint="eastAsia" w:ascii="Times New Roman" w:hAnsi="Times New Roman" w:eastAsia="Times New Roman" w:cs="Times New Roman"/>
-        </w:rPr>
-        <w:t>-48</w:t>
-      </w:r>
-      <w:r>
-        <w:rPr>
-          <w:rFonts w:hint="eastAsia" w:ascii="Times New Roman" w:hAnsi="Times New Roman" w:eastAsia="FangSong" w:cs="Times New Roman"/>
-        </w:rPr>
-        <w:t>核轰击含</w:t>
-      </w:r>
-      <w:r>
-        <w:rPr>
-          <w:rFonts w:hint="eastAsia" w:ascii="Times New Roman" w:hAnsi="Times New Roman" w:eastAsia="Times New Roman" w:cs="Times New Roman"/>
-        </w:rPr>
-        <w:t>Cf-249</w:t>
-      </w:r>
-      <w:r>
-        <w:rPr>
-          <w:rFonts w:hint="eastAsia" w:ascii="Times New Roman" w:hAnsi="Times New Roman" w:eastAsia="FangSong" w:cs="Times New Roman"/>
-        </w:rPr>
-        <w:t>核的靶</w:t>
-      </w:r>
-      <w:r>
-        <w:rPr>
-          <w:rFonts w:hint="eastAsia" w:ascii="Times New Roman" w:hAnsi="Times New Roman" w:eastAsia="Times New Roman" w:cs="Times New Roman"/>
-        </w:rPr>
-        <w:t>。</w:t>
-      </w:r>
-      <w:r>
-        <w:rPr>
-          <w:rFonts w:hint="eastAsia" w:ascii="Times New Roman" w:hAnsi="Times New Roman" w:eastAsia="FangSong" w:cs="Times New Roman"/>
-        </w:rPr>
-        <w:t>得到质量数为</w:t>
-      </w:r>
-      <w:r>
-        <w:rPr>
-          <w:rFonts w:hint="eastAsia" w:ascii="Times New Roman" w:hAnsi="Times New Roman" w:eastAsia="Times New Roman" w:cs="Times New Roman"/>
-        </w:rPr>
-        <w:t>294</w:t>
-      </w:r>
-      <w:r>
-        <w:rPr>
-          <w:rFonts w:hint="eastAsia" w:ascii="Times New Roman" w:hAnsi="Times New Roman" w:eastAsia="FangSong" w:cs="Times New Roman"/>
-        </w:rPr>
-        <w:t>的第</w:t>
-      </w:r>
-      <w:r>
-        <w:rPr>
-          <w:rFonts w:hint="eastAsia" w:ascii="Times New Roman" w:hAnsi="Times New Roman" w:eastAsia="Times New Roman" w:cs="Times New Roman"/>
-        </w:rPr>
-        <w:t>118</w:t>
-      </w:r>
-      <w:r>
-        <w:rPr>
-          <w:rFonts w:hint="eastAsia" w:ascii="Times New Roman" w:hAnsi="Times New Roman" w:eastAsia="FangSong" w:cs="Times New Roman"/>
-        </w:rPr>
-        <w:t>号元素</w:t>
-      </w:r>
-      <w:r>
-        <w:rPr>
-          <w:rFonts w:hint="eastAsia" w:ascii="Times New Roman" w:hAnsi="Times New Roman" w:eastAsia="Times New Roman" w:cs="Times New Roman"/>
-        </w:rPr>
-        <w:t>。</w:t>
-      </w:r>
-    </w:p>
-    <w:p>
-      <w:pPr>
-        <w:pStyle w:val="BodyText"/>
-      </w:pPr>
-      <w:r>
-        <w:rPr>
-          <w:rFonts w:hint="eastAsia" w:ascii="Times New Roman" w:hAnsi="Times New Roman" w:eastAsia="Times New Roman" w:cs="Times New Roman"/>
-        </w:rPr>
-        <w:t>①</w:t>
-      </w:r>
-      <w:r>
-        <w:rPr>
-          <w:rFonts w:hint="eastAsia" w:ascii="Times New Roman" w:hAnsi="Times New Roman" w:eastAsia="FangSong" w:cs="Times New Roman"/>
-        </w:rPr>
-        <w:t>试写出合成第</w:t>
-      </w:r>
-      <w:r>
-        <w:rPr>
-          <w:rFonts w:ascii="Times New Roman" w:hAnsi="Times New Roman" w:eastAsia="Times New Roman" w:cs="Times New Roman"/>
-        </w:rPr>
-        <w:t xml:space="preserve"> 118 </w:t>
-      </w:r>
-      <w:r>
-        <w:rPr>
-          <w:rFonts w:hint="eastAsia" w:ascii="Times New Roman" w:hAnsi="Times New Roman" w:eastAsia="FangSong" w:cs="Times New Roman"/>
-        </w:rPr>
-        <w:t>号元素的核反应方程式</w:t>
-      </w:r>
-      <w:r>
-        <w:rPr>
-          <w:rFonts w:hint="eastAsia" w:ascii="Times New Roman" w:hAnsi="Times New Roman" w:eastAsia="Times New Roman" w:cs="Times New Roman"/>
-        </w:rPr>
-        <w:t>。</w:t>
-      </w:r>
-    </w:p>
-    <w:p>
-      <w:pPr>
-        <w:pStyle w:val="BodyText"/>
-      </w:pPr>
-      <w:r>
-        <w:rPr>
-          <w:rFonts w:hint="eastAsia" w:ascii="Times New Roman" w:hAnsi="Times New Roman" w:eastAsia="Times New Roman" w:cs="Times New Roman"/>
-        </w:rPr>
-        <w:t>②</w:t>
-      </w:r>
-      <w:r>
-        <w:rPr>
-          <w:rFonts w:hint="eastAsia" w:ascii="Times New Roman" w:hAnsi="Times New Roman" w:eastAsia="FangSong" w:cs="Times New Roman"/>
-        </w:rPr>
-        <w:t>试写出第</w:t>
-      </w:r>
-      <w:r>
-        <w:rPr>
-          <w:rFonts w:ascii="Times New Roman" w:hAnsi="Times New Roman" w:eastAsia="Times New Roman" w:cs="Times New Roman"/>
-        </w:rPr>
-        <w:t xml:space="preserve"> 118 </w:t>
-      </w:r>
-      <w:r>
-        <w:rPr>
-          <w:rFonts w:hint="eastAsia" w:ascii="Times New Roman" w:hAnsi="Times New Roman" w:eastAsia="FangSong" w:cs="Times New Roman"/>
-        </w:rPr>
-        <w:t xml:space="preserve">号元素的三次</w:t>
-      </w:r>
-      <w:r>
-        <w:rPr>
-          <w:rFonts w:ascii="Times New Roman" w:hAnsi="Times New Roman" w:eastAsia="Times New Roman" w:cs="Times New Roman"/>
-        </w:rPr>
-        <w:t xml:space="preserve"> - </w:t>
-      </w:r>
-      <w:r>
-        <w:rPr>
-          <w:rFonts w:hint="eastAsia" w:ascii="Times New Roman" w:hAnsi="Times New Roman" w:eastAsia="FangSong" w:cs="Times New Roman"/>
-        </w:rPr>
-        <w:t>衰变的核反应方程式</w:t>
-      </w:r>
-      <w:r>
-        <w:rPr>
-          <w:rFonts w:hint="eastAsia" w:ascii="Times New Roman" w:hAnsi="Times New Roman" w:eastAsia="Times New Roman" w:cs="Times New Roman"/>
-        </w:rPr>
-        <w:t>。</w:t>
-      </w:r>
-    </w:p>
-    <w:p>
-      <w:pPr>
-        <w:pStyle w:val="BodyText"/>
-      </w:pPr>
-      <w:r>
-        <w:rPr>
-          <w:rFonts w:hint="eastAsia" w:ascii="Times New Roman" w:hAnsi="Times New Roman" w:eastAsia="Times New Roman" w:cs="Times New Roman"/>
-        </w:rPr>
-        <w:t>③</w:t>
-      </w:r>
-      <w:r>
-        <w:rPr>
-          <w:rFonts w:hint="eastAsia" w:ascii="Times New Roman" w:hAnsi="Times New Roman" w:eastAsia="FangSong" w:cs="Times New Roman"/>
-        </w:rPr>
-        <w:t>写出第</w:t>
-      </w:r>
-      <w:r>
-        <w:rPr>
-          <w:rFonts w:ascii="Times New Roman" w:hAnsi="Times New Roman" w:eastAsia="Times New Roman" w:cs="Times New Roman"/>
-        </w:rPr>
-        <w:t xml:space="preserve"> 118 </w:t>
-      </w:r>
-      <w:r>
-        <w:rPr>
-          <w:rFonts w:hint="eastAsia" w:ascii="Times New Roman" w:hAnsi="Times New Roman" w:eastAsia="FangSong" w:cs="Times New Roman"/>
-        </w:rPr>
-        <w:t>号元素的核外电子排布</w:t>
-      </w:r>
-      <w:r>
-        <w:rPr>
-          <w:rFonts w:hint="eastAsia" w:ascii="Times New Roman" w:hAnsi="Times New Roman" w:eastAsia="Times New Roman" w:cs="Times New Roman"/>
-        </w:rPr>
-        <w:t>(</w:t>
-      </w:r>
-      <w:r>
-        <w:rPr>
-          <w:rFonts w:hint="eastAsia" w:ascii="Times New Roman" w:hAnsi="Times New Roman" w:eastAsia="FangSong" w:cs="Times New Roman"/>
-        </w:rPr>
-        <w:t>用稀有气体</w:t>
-      </w:r>
-      <w:r>
-        <w:rPr>
-          <w:rFonts w:hint="eastAsia" w:ascii="Times New Roman" w:hAnsi="Times New Roman" w:eastAsia="Times New Roman" w:cs="Times New Roman"/>
-        </w:rPr>
-        <w:t>+s,p,d,f</w:t>
-      </w:r>
-      <w:r>
-        <w:rPr>
-          <w:rFonts w:ascii="Times New Roman" w:hAnsi="Times New Roman" w:eastAsia="Times New Roman" w:cs="Times New Roman"/>
-        </w:rPr>
-        <w:t xml:space="preserve"> </w:t>
-      </w:r>
-      <w:r>
-        <w:rPr>
-          <w:rFonts w:hint="eastAsia" w:ascii="Times New Roman" w:hAnsi="Times New Roman" w:eastAsia="FangSong" w:cs="Times New Roman"/>
-        </w:rPr>
-        <w:t>符号</w:t>
-      </w:r>
-      <w:r>
-        <w:rPr>
-          <w:rFonts w:hint="eastAsia" w:ascii="Times New Roman" w:hAnsi="Times New Roman" w:eastAsia="Times New Roman" w:cs="Times New Roman"/>
-        </w:rPr>
-        <w:t>)。</w:t>
-      </w:r>
-      <w:r>
-        <w:rPr>
-          <w:rFonts w:hint="eastAsia" w:ascii="Times New Roman" w:hAnsi="Times New Roman" w:eastAsia="FangSong" w:cs="Times New Roman"/>
-        </w:rPr>
-        <w:t>它属于第几周期</w:t>
-      </w:r>
-      <w:r>
-        <w:rPr>
-          <w:rFonts w:hint="eastAsia" w:ascii="Times New Roman" w:hAnsi="Times New Roman" w:eastAsia="Times New Roman" w:cs="Times New Roman"/>
-        </w:rPr>
-        <w:t>？</w:t>
-      </w:r>
-      <w:r>
-        <w:rPr>
-          <w:rFonts w:hint="eastAsia" w:ascii="Times New Roman" w:hAnsi="Times New Roman" w:eastAsia="FangSong" w:cs="Times New Roman"/>
-        </w:rPr>
-        <w:t>哪一族</w:t>
-      </w:r>
-      <w:r>
-        <w:rPr>
-          <w:rFonts w:hint="eastAsia" w:ascii="Times New Roman" w:hAnsi="Times New Roman" w:eastAsia="Times New Roman" w:cs="Times New Roman"/>
-        </w:rPr>
-        <w:t>？</w:t>
-      </w:r>
-    </w:p>
-    <w:p>
-      <w:pPr>
-        <w:pStyle w:val="BodyText"/>
-      </w:pPr>
-      <w:r>
-        <w:rPr>
-          <w:rFonts w:ascii="Times New Roman" w:hAnsi="Times New Roman" w:eastAsia="Times New Roman" w:cs="Times New Roman"/>
-        </w:rPr>
-        <w:t xml:space="preserve">14-3 </w:t>
-      </w:r>
-      <w:r>
-        <w:rPr>
-          <w:rFonts w:hint="eastAsia" w:ascii="Times New Roman" w:hAnsi="Times New Roman" w:eastAsia="FangSong" w:cs="Times New Roman"/>
-        </w:rPr>
-        <w:t>在确定周期表是否收敛问题上</w:t>
-      </w:r>
-      <w:r>
-        <w:rPr>
-          <w:rFonts w:hint="eastAsia" w:ascii="Times New Roman" w:hAnsi="Times New Roman" w:eastAsia="Times New Roman" w:cs="Times New Roman"/>
-        </w:rPr>
-        <w:t>，</w:t>
-      </w:r>
-      <w:r>
-        <w:rPr>
-          <w:rFonts w:hint="eastAsia" w:ascii="Times New Roman" w:hAnsi="Times New Roman" w:eastAsia="FangSong" w:cs="Times New Roman"/>
-        </w:rPr>
-        <w:t>国内外皆有争论</w:t>
-      </w:r>
-      <w:r>
-        <w:rPr>
-          <w:rFonts w:hint="eastAsia" w:ascii="Times New Roman" w:hAnsi="Times New Roman" w:eastAsia="Times New Roman" w:cs="Times New Roman"/>
-        </w:rPr>
-        <w:t>。</w:t>
-      </w:r>
-      <w:r>
-        <w:rPr>
-          <w:rFonts w:hint="eastAsia" w:ascii="Times New Roman" w:hAnsi="Times New Roman" w:eastAsia="FangSong" w:cs="Times New Roman"/>
-        </w:rPr>
-        <w:t>系统论者认为任何一个具有周期性的事物</w:t>
-      </w:r>
-      <w:r>
-        <w:rPr>
-          <w:rFonts w:hint="eastAsia" w:ascii="Times New Roman" w:hAnsi="Times New Roman" w:eastAsia="Times New Roman" w:cs="Times New Roman"/>
-        </w:rPr>
-        <w:t>，</w:t>
-      </w:r>
-      <w:r>
-        <w:rPr>
-          <w:rFonts w:hint="eastAsia" w:ascii="Times New Roman" w:hAnsi="Times New Roman" w:eastAsia="FangSong" w:cs="Times New Roman"/>
-        </w:rPr>
-        <w:t>必有它的始</w:t>
-      </w:r>
-      <w:r>
-        <w:rPr>
-          <w:rFonts w:hint="eastAsia" w:ascii="Times New Roman" w:hAnsi="Times New Roman" w:eastAsia="Times New Roman" w:cs="Times New Roman"/>
-        </w:rPr>
-        <w:t>、</w:t>
-      </w:r>
-      <w:r>
-        <w:rPr>
-          <w:rFonts w:hint="eastAsia" w:ascii="Times New Roman" w:hAnsi="Times New Roman" w:eastAsia="FangSong" w:cs="Times New Roman"/>
-        </w:rPr>
-        <w:t>终点</w:t>
-      </w:r>
-      <w:r>
-        <w:rPr>
-          <w:rFonts w:hint="eastAsia" w:ascii="Times New Roman" w:hAnsi="Times New Roman" w:eastAsia="Times New Roman" w:cs="Times New Roman"/>
-        </w:rPr>
-        <w:t>，</w:t>
-      </w:r>
-      <w:r>
-        <w:rPr>
-          <w:rFonts w:hint="eastAsia" w:ascii="Times New Roman" w:hAnsi="Times New Roman" w:eastAsia="FangSong" w:cs="Times New Roman"/>
-        </w:rPr>
-        <w:t>并认为最终元素的最佳位置在</w:t>
-      </w:r>
-      <w:r>
-        <w:rPr>
-          <w:rFonts w:hint="eastAsia" w:ascii="Times New Roman" w:hAnsi="Times New Roman" w:eastAsia="Times New Roman" w:cs="Times New Roman"/>
-        </w:rPr>
-        <w:t>“</w:t>
-      </w:r>
-      <w:r>
-        <w:rPr>
-          <w:rFonts w:hint="eastAsia" w:ascii="Times New Roman" w:hAnsi="Times New Roman" w:eastAsia="FangSong" w:cs="Times New Roman"/>
-        </w:rPr>
-        <w:t>两性线</w:t>
-      </w:r>
-      <w:r>
-        <w:rPr>
-          <w:rFonts w:hint="eastAsia" w:ascii="Times New Roman" w:hAnsi="Times New Roman" w:eastAsia="Times New Roman" w:cs="Times New Roman"/>
-        </w:rPr>
-        <w:t>”</w:t>
-      </w:r>
-      <w:r>
-        <w:rPr>
-          <w:rFonts w:hint="eastAsia" w:ascii="Times New Roman" w:hAnsi="Times New Roman" w:eastAsia="FangSong" w:cs="Times New Roman"/>
-        </w:rPr>
-        <w:t>和</w:t>
-      </w:r>
-      <w:r>
-        <w:rPr>
-          <w:rFonts w:hint="eastAsia" w:ascii="Times New Roman" w:hAnsi="Times New Roman" w:eastAsia="Times New Roman" w:cs="Times New Roman"/>
-        </w:rPr>
-        <w:t>“</w:t>
-      </w:r>
-      <w:r>
-        <w:rPr>
-          <w:rFonts w:hint="eastAsia" w:ascii="Times New Roman" w:hAnsi="Times New Roman" w:eastAsia="FangSong" w:cs="Times New Roman"/>
-        </w:rPr>
-        <w:t>周期终点线</w:t>
-      </w:r>
-      <w:r>
-        <w:rPr>
-          <w:rFonts w:hint="eastAsia" w:ascii="Times New Roman" w:hAnsi="Times New Roman" w:eastAsia="Times New Roman" w:cs="Times New Roman"/>
-        </w:rPr>
-        <w:t>”</w:t>
-      </w:r>
-      <w:r>
-        <w:rPr>
-          <w:rFonts w:hint="eastAsia" w:ascii="Times New Roman" w:hAnsi="Times New Roman" w:eastAsia="FangSong" w:cs="Times New Roman"/>
-        </w:rPr>
-        <w:t>的交点</w:t>
-      </w:r>
-      <w:r>
-        <w:rPr>
-          <w:rFonts w:hint="eastAsia" w:ascii="Times New Roman" w:hAnsi="Times New Roman" w:eastAsia="Times New Roman" w:cs="Times New Roman"/>
-        </w:rPr>
-        <w:t>，</w:t>
-      </w:r>
-      <w:r>
-        <w:rPr>
-          <w:rFonts w:hint="eastAsia" w:ascii="Times New Roman" w:hAnsi="Times New Roman" w:eastAsia="FangSong" w:cs="Times New Roman"/>
-        </w:rPr>
-        <w:t>该交点元素原子序数是多少</w:t>
-      </w:r>
-      <w:r>
-        <w:rPr>
-          <w:rFonts w:hint="eastAsia" w:ascii="Times New Roman" w:hAnsi="Times New Roman" w:eastAsia="Times New Roman" w:cs="Times New Roman"/>
-        </w:rPr>
-        <w:t>？</w:t>
-      </w:r>
-      <w:r>
-        <w:rPr>
-          <w:rFonts w:hint="eastAsia" w:ascii="Times New Roman" w:hAnsi="Times New Roman" w:eastAsia="FangSong" w:cs="Times New Roman"/>
-        </w:rPr>
-        <w:t>写出其核外电子排布</w:t>
-      </w:r>
-      <w:r>
-        <w:rPr>
-          <w:rFonts w:hint="eastAsia" w:ascii="Times New Roman" w:hAnsi="Times New Roman" w:eastAsia="Times New Roman" w:cs="Times New Roman"/>
-        </w:rPr>
-        <w:t>。</w:t>
-      </w:r>
-    </w:p>
-    <w:p>
-      <w:pPr>
-        <w:pStyle w:val="BodyText"/>
-      </w:pPr>
-      <w:r>
-        <w:rPr>
-          <w:rFonts w:ascii="Times New Roman" w:hAnsi="Times New Roman" w:eastAsia="Times New Roman" w:cs="Times New Roman"/>
-        </w:rPr>
-        <w:t xml:space="preserve">14-4 </w:t>
-      </w:r>
-      <w:r>
-        <w:rPr>
-          <w:rFonts w:hint="eastAsia" w:ascii="Times New Roman" w:hAnsi="Times New Roman" w:eastAsia="FangSong" w:cs="Times New Roman"/>
-        </w:rPr>
-        <w:t xml:space="preserve">假定每个轨道只能容纳</w:t>
-      </w:r>
-      <w:r>
-        <w:rPr>
-          <w:rFonts w:ascii="Times New Roman" w:hAnsi="Times New Roman" w:eastAsia="Times New Roman" w:cs="Times New Roman"/>
-        </w:rPr>
-        <w:t xml:space="preserve"> 1 </w:t>
-      </w:r>
-      <w:r>
-        <w:rPr>
-          <w:rFonts w:hint="eastAsia" w:ascii="Times New Roman" w:hAnsi="Times New Roman" w:eastAsia="FangSong" w:cs="Times New Roman"/>
-        </w:rPr>
-        <w:t>个电子</w:t>
-      </w:r>
-      <w:r>
-        <w:rPr>
-          <w:rFonts w:hint="eastAsia" w:ascii="Times New Roman" w:hAnsi="Times New Roman" w:eastAsia="Times New Roman" w:cs="Times New Roman"/>
-        </w:rPr>
-        <w:t>，</w:t>
-      </w:r>
-      <w:r>
-        <w:rPr>
-          <w:rFonts w:hint="eastAsia" w:ascii="Times New Roman" w:hAnsi="Times New Roman" w:eastAsia="FangSong" w:cs="Times New Roman"/>
-        </w:rPr>
-        <w:t>其他规则不变</w:t>
-      </w:r>
-      <w:r>
-        <w:rPr>
-          <w:rFonts w:hint="eastAsia" w:ascii="Times New Roman" w:hAnsi="Times New Roman" w:eastAsia="Times New Roman" w:cs="Times New Roman"/>
-        </w:rPr>
-        <w:t>，</w:t>
-      </w:r>
-      <w:r>
-        <w:rPr>
-          <w:rFonts w:hint="eastAsia" w:ascii="Times New Roman" w:hAnsi="Times New Roman" w:eastAsia="FangSong" w:cs="Times New Roman"/>
-        </w:rPr>
-        <w:t>则原子序数为</w:t>
-      </w:r>
-      <w:r>
-        <w:rPr>
-          <w:rFonts w:ascii="Times New Roman" w:hAnsi="Times New Roman" w:eastAsia="Times New Roman" w:cs="Times New Roman"/>
-        </w:rPr>
-        <w:t xml:space="preserve"> 42 </w:t>
-      </w:r>
-      <w:r>
-        <w:rPr>
-          <w:rFonts w:hint="eastAsia" w:ascii="Times New Roman" w:hAnsi="Times New Roman" w:eastAsia="FangSong" w:cs="Times New Roman"/>
-        </w:rPr>
-        <w:t>的元素核外电子的排布如何</w:t>
-      </w:r>
-      <w:r>
-        <w:rPr>
-          <w:rFonts w:hint="eastAsia" w:ascii="Times New Roman" w:hAnsi="Times New Roman" w:eastAsia="Times New Roman" w:cs="Times New Roman"/>
-        </w:rPr>
-        <w:t>？</w:t>
-      </w:r>
-    </w:p>
-    <w:p>
-      <w:pPr>
-        <w:pStyle w:val="BodyText"/>
-      </w:pPr>
-      <w:r>
-        <w:rPr>
-          <w:rFonts w:ascii="Times New Roman" w:hAnsi="Times New Roman" w:eastAsia="Times New Roman" w:cs="Times New Roman"/>
-        </w:rPr>
-        <w:t xml:space="preserve">14-5 </w:t>
-      </w:r>
-      <w:r>
-        <w:rPr>
-          <w:rFonts w:hint="eastAsia" w:ascii="Times New Roman" w:hAnsi="Times New Roman" w:eastAsia="FangSong" w:cs="Times New Roman"/>
-        </w:rPr>
-        <w:t xml:space="preserve">按照第</w:t>
-      </w:r>
-      <w:r>
-        <w:rPr>
-          <w:rFonts w:ascii="Times New Roman" w:hAnsi="Times New Roman" w:eastAsia="Times New Roman" w:cs="Times New Roman"/>
-        </w:rPr>
-        <w:t xml:space="preserve"> 4 </w:t>
-      </w:r>
-      <w:r>
-        <w:rPr>
-          <w:rFonts w:hint="eastAsia" w:ascii="Times New Roman" w:hAnsi="Times New Roman" w:eastAsia="FangSong" w:cs="Times New Roman"/>
-        </w:rPr>
-        <w:t>题假设所设计出来的元素周期表</w:t>
-      </w:r>
-      <w:r>
-        <w:rPr>
-          <w:rFonts w:hint="eastAsia" w:ascii="Times New Roman" w:hAnsi="Times New Roman" w:eastAsia="Times New Roman" w:cs="Times New Roman"/>
-        </w:rPr>
-        <w:t>，</w:t>
-      </w:r>
-      <w:r>
-        <w:rPr>
-          <w:rFonts w:hint="eastAsia" w:ascii="Times New Roman" w:hAnsi="Times New Roman" w:eastAsia="FangSong" w:cs="Times New Roman"/>
-        </w:rPr>
-        <w:t>第</w:t>
-      </w:r>
-      <w:r>
-        <w:rPr>
-          <w:rFonts w:ascii="Times New Roman" w:hAnsi="Times New Roman" w:eastAsia="Times New Roman" w:cs="Times New Roman"/>
-        </w:rPr>
-        <w:t xml:space="preserve"> 42 </w:t>
-      </w:r>
-      <w:r>
-        <w:rPr>
-          <w:rFonts w:hint="eastAsia" w:ascii="Times New Roman" w:hAnsi="Times New Roman" w:eastAsia="FangSong" w:cs="Times New Roman"/>
-        </w:rPr>
-        <w:t>号元素应属于第几周期</w:t>
-      </w:r>
-      <w:r>
-        <w:rPr>
-          <w:rFonts w:hint="eastAsia" w:ascii="Times New Roman" w:hAnsi="Times New Roman" w:eastAsia="Times New Roman" w:cs="Times New Roman"/>
-        </w:rPr>
-        <w:t>？</w:t>
-      </w:r>
-      <w:r>
-        <w:rPr>
-          <w:rFonts w:hint="eastAsia" w:ascii="Times New Roman" w:hAnsi="Times New Roman" w:eastAsia="FangSong" w:cs="Times New Roman"/>
-        </w:rPr>
-        <w:t>哪一类</w:t>
-      </w:r>
-      <w:r>
-        <w:rPr>
-          <w:rFonts w:hint="eastAsia" w:ascii="Times New Roman" w:hAnsi="Times New Roman" w:eastAsia="Times New Roman" w:cs="Times New Roman"/>
-        </w:rPr>
-        <w:t>？</w:t>
-      </w:r>
-      <w:r>
-        <w:rPr>
-          <w:rFonts w:hint="eastAsia" w:ascii="Times New Roman" w:hAnsi="Times New Roman" w:eastAsia="FangSong" w:cs="Times New Roman"/>
-        </w:rPr>
-        <w:t>该元素可能呈现哪些稳定氧化态</w:t>
-      </w:r>
-      <w:r>
-        <w:rPr>
-          <w:rFonts w:hint="eastAsia" w:ascii="Times New Roman" w:hAnsi="Times New Roman" w:eastAsia="Times New Roman" w:cs="Times New Roman"/>
-        </w:rPr>
-        <w:t>？</w:t>
-      </w:r>
-    </w:p>
-    <w:p>
-      <w:pPr>
-        <w:spacing w:before="160" w:after="80"/>
-      </w:pPr>
-      <w:r>
-        <w:pict>
-          <v:rect style="width:0;height:1.5pt" o:hralign="center" o:hrstd="t" o:hr="t"/>
-        </w:pict>
-      </w:r>
-    </w:p>
-    <w:bookmarkEnd w:id="36"/>
-    <w:bookmarkStart w:id="37" w:name="第14题"/>
-    <w:p>
-      <w:pPr>
-        <w:pStyle w:val="Heading3"/>
-        <w:spacing w:before="280" w:after="120"/>
-      </w:pPr>
-      <w:r>
-        <w:rPr>
-          <w:rFonts w:hint="eastAsia" w:ascii="Times New Roman" w:hAnsi="Times New Roman" w:eastAsia="SimHei" w:cs="Times New Roman"/>
-        </w:rPr>
-        <w:t>第</w:t>
-      </w:r>
-      <w:r>
-        <w:rPr>
-          <w:rFonts w:hint="eastAsia" w:ascii="Times New Roman" w:hAnsi="Times New Roman" w:eastAsia="Times New Roman" w:cs="Times New Roman"/>
-        </w:rPr>
-        <w:t>14</w:t>
-      </w:r>
-      <w:r>
-        <w:rPr>
-          <w:rFonts w:hint="eastAsia" w:ascii="Times New Roman" w:hAnsi="Times New Roman" w:eastAsia="SimHei" w:cs="Times New Roman"/>
-        </w:rPr>
-        <w:t>题</w:t>
-      </w:r>
-    </w:p>
-    <w:p>
-      <w:pPr>
-        <w:spacing w:before="160" w:after="80"/>
-      </w:pPr>
-      <w:r>
-        <w:pict>
-          <v:rect style="width:0;height:1.5pt" o:hralign="center" o:hrstd="t" o:hr="t"/>
-        </w:pict>
-      </w:r>
-    </w:p>
-    <w:p>
-      <w:pPr>
-        <w:pStyle w:val="FirstParagraph"/>
-      </w:pPr>
-      <w:r>
-        <w:rPr>
-          <w:rFonts w:ascii="Times New Roman" w:hAnsi="Times New Roman" w:eastAsia="Times New Roman" w:cs="Times New Roman"/>
-          <w:b/>
-          <w:bCs/>
-        </w:rPr>
-        <w:t xml:space="preserve">·</w:t>
-      </w:r>
-      <w:r>
-        <w:rPr>
-          <w:rFonts w:ascii="Times New Roman" w:hAnsi="Times New Roman" w:eastAsia="Times New Roman" w:cs="Times New Roman"/>
-        </w:rPr>
-        <w:t xml:space="preserve"> </w:t>
-      </w:r>
-      <w:r>
-        <w:rPr>
-          <w:rFonts w:hint="eastAsia" w:ascii="Times New Roman" w:hAnsi="Times New Roman" w:eastAsia="FangSong" w:cs="Times New Roman"/>
-        </w:rPr>
-        <w:t xml:space="preserve">题目</w:t>
-      </w:r>
-    </w:p>
-    <w:p>
-      <w:pPr>
-        <w:pStyle w:val="BodyText"/>
-      </w:pPr>
-      <w:r>
-        <w:rPr>
-          <w:rFonts w:hint="eastAsia" w:ascii="Times New Roman" w:hAnsi="Times New Roman" w:eastAsia="FangSong" w:cs="Times New Roman"/>
-        </w:rPr>
-        <w:t xml:space="preserve">下图为</w:t>
+        <w:t xml:space="preserve">Ca </w:t>
+      </w:r>
+      <w:r>
+        <w:rPr>
+          <w:rFonts w:hint="eastAsia" w:ascii="Times New Roman" w:hAnsi="Times New Roman" w:eastAsia="FangSong" w:cs="Times New Roman"/>
+        </w:rPr>
+        <w:t xml:space="preserve">轰击</w:t>
       </w:r>
       <w:r>
         <w:rPr>
@@ -6721,40 +5604,583 @@
             </w:rPr>
           </m:ctrlPr>
         </m:oMathPr>
-        <m:r>
-          <m:t>M</m:t>
-        </m:r>
+        <m:sSup>
+          <m:e>
+            <m:r>
+              <m:t>​</m:t>
+            </m:r>
+          </m:e>
+          <m:sup>
+            <m:r>
+              <m:t>249</m:t>
+            </m:r>
+          </m:sup>
+        </m:sSup>
+        <m:r>
+          <m:rPr>
+            <m:sty m:val="p"/>
+          </m:rPr>
+          <m:t>C</m:t>
+        </m:r>
+        <m:r>
+          <m:rPr>
+            <m:sty m:val="p"/>
+          </m:rPr>
+          <m:t>f</m:t>
+        </m:r>
+      </m:oMath>
+      <w:r>
+        <w:rPr>
+          <w:rFonts w:ascii="Times New Roman" w:hAnsi="Times New Roman" w:eastAsia="Times New Roman" w:cs="Times New Roman"/>
+        </w:rPr>
+        <w:t xml:space="preserve"> </w:t>
+      </w:r>
+      <w:r>
+        <w:rPr>
+          <w:rFonts w:hint="eastAsia" w:ascii="Times New Roman" w:hAnsi="Times New Roman" w:eastAsia="Times New Roman" w:cs="Times New Roman"/>
+        </w:rPr>
+        <w:t>，</w:t>
+      </w:r>
+      <w:r>
+        <w:rPr>
+          <w:rFonts w:hint="eastAsia" w:ascii="Times New Roman" w:hAnsi="Times New Roman" w:eastAsia="FangSong" w:cs="Times New Roman"/>
+        </w:rPr>
+        <w:t>生成第</w:t>
+      </w:r>
+      <w:r>
+        <w:rPr>
+          <w:rFonts w:ascii="Times New Roman" w:hAnsi="Times New Roman" w:eastAsia="Times New Roman" w:cs="Times New Roman"/>
+        </w:rPr>
+        <w:t xml:space="preserve"> 118 </w:t>
+      </w:r>
+      <w:r>
+        <w:rPr>
+          <w:rFonts w:hint="eastAsia" w:ascii="Times New Roman" w:hAnsi="Times New Roman" w:eastAsia="FangSong" w:cs="Times New Roman"/>
+        </w:rPr>
+        <w:t xml:space="preserve">号元素</w:t>
+      </w:r>
+      <w:r>
+        <w:rPr>
+          <w:rFonts w:ascii="Times New Roman" w:hAnsi="Times New Roman" w:eastAsia="Times New Roman" w:cs="Times New Roman"/>
+        </w:rPr>
+        <w:t xml:space="preserve"> Og </w:t>
+      </w:r>
+      <w:r>
+        <w:rPr>
+          <w:rFonts w:hint="eastAsia" w:ascii="Times New Roman" w:hAnsi="Times New Roman" w:eastAsia="FangSong" w:cs="Times New Roman"/>
+        </w:rPr>
+        <w:t>并放出三个中子</w:t>
+      </w:r>
+      <w:r>
+        <w:rPr>
+          <w:rFonts w:hint="eastAsia" w:ascii="Times New Roman" w:hAnsi="Times New Roman" w:eastAsia="Times New Roman" w:cs="Times New Roman"/>
+        </w:rPr>
+        <w:t>，</w:t>
+      </w:r>
+      <w:r>
+        <w:rPr>
+          <w:rFonts w:hint="eastAsia" w:ascii="Times New Roman" w:hAnsi="Times New Roman" w:eastAsia="FangSong" w:cs="Times New Roman"/>
+        </w:rPr>
+        <w:t>写出配平的核反应方程式</w:t>
+      </w:r>
+      <w:r>
+        <w:rPr>
+          <w:rFonts w:hint="eastAsia" w:ascii="Times New Roman" w:hAnsi="Times New Roman" w:eastAsia="Times New Roman" w:cs="Times New Roman"/>
+        </w:rPr>
+        <w:t>。</w:t>
+      </w:r>
+    </w:p>
+    <w:p>
+      <w:pPr>
+        <w:pStyle w:val="BodyText"/>
+      </w:pPr>
+      <w:r>
+        <w:rPr>
+          <w:rFonts w:ascii="Times New Roman" w:hAnsi="Times New Roman" w:eastAsia="Times New Roman" w:cs="Times New Roman"/>
+        </w:rPr>
+        <w:t xml:space="preserve">15-2 </w:t>
+      </w:r>
+      <w:r>
+        <w:rPr>
+          <w:rFonts w:hint="eastAsia" w:ascii="Times New Roman" w:hAnsi="Times New Roman" w:eastAsia="FangSong" w:cs="Times New Roman"/>
+        </w:rPr>
+        <w:t xml:space="preserve">碱金属</w:t>
+      </w:r>
+      <w:r>
+        <w:rPr>
+          <w:rFonts w:ascii="Times New Roman" w:hAnsi="Times New Roman" w:eastAsia="Times New Roman" w:cs="Times New Roman"/>
+        </w:rPr>
+        <w:t xml:space="preserve"> Li、Na、K、Rb、Cs </w:t>
+      </w:r>
+      <w:r>
+        <w:rPr>
+          <w:rFonts w:hint="eastAsia" w:ascii="Times New Roman" w:hAnsi="Times New Roman" w:eastAsia="FangSong" w:cs="Times New Roman"/>
+        </w:rPr>
+        <w:t>中</w:t>
+      </w:r>
+      <w:r>
+        <w:rPr>
+          <w:rFonts w:hint="eastAsia" w:ascii="Times New Roman" w:hAnsi="Times New Roman" w:eastAsia="Times New Roman" w:cs="Times New Roman"/>
+        </w:rPr>
+        <w:t>，</w:t>
+      </w:r>
+      <w:r>
+        <w:rPr>
+          <w:rFonts w:hint="eastAsia" w:ascii="Times New Roman" w:hAnsi="Times New Roman" w:eastAsia="FangSong" w:cs="Times New Roman"/>
+        </w:rPr>
+        <w:t>以下哪种性质的递变没有单调性</w:t>
+      </w:r>
+      <w:r>
+        <w:rPr>
+          <w:rFonts w:hint="eastAsia" w:ascii="Times New Roman" w:hAnsi="Times New Roman" w:eastAsia="Times New Roman" w:cs="Times New Roman"/>
+        </w:rPr>
+        <w:t>？</w:t>
+      </w:r>
+      <w:r>
+        <w:rPr>
+          <w:rFonts w:hint="eastAsia" w:ascii="Times New Roman" w:hAnsi="Times New Roman" w:eastAsia="FangSong" w:cs="Times New Roman"/>
+        </w:rPr>
+        <w:t>解释原因</w:t>
+      </w:r>
+      <w:r>
+        <w:rPr>
+          <w:rFonts w:hint="eastAsia" w:ascii="Times New Roman" w:hAnsi="Times New Roman" w:eastAsia="Times New Roman" w:cs="Times New Roman"/>
+        </w:rPr>
+        <w:t>。</w:t>
+      </w:r>
+    </w:p>
+    <w:p>
+      <w:pPr>
+        <w:pStyle w:val="BodyText"/>
+      </w:pPr>
+      <w:r>
+        <w:rPr>
+          <w:rFonts w:hint="eastAsia" w:ascii="Times New Roman" w:hAnsi="Times New Roman" w:eastAsia="FangSong" w:cs="Times New Roman"/>
+        </w:rPr>
+        <w:t>供选择项</w:t>
+      </w:r>
+      <w:r>
+        <w:rPr>
+          <w:rFonts w:hint="eastAsia" w:ascii="Times New Roman" w:hAnsi="Times New Roman" w:eastAsia="Times New Roman" w:cs="Times New Roman"/>
+        </w:rPr>
+        <w:t>：</w:t>
+      </w:r>
+      <w:r>
+        <w:rPr>
+          <w:rFonts w:hint="eastAsia" w:ascii="Times New Roman" w:hAnsi="Times New Roman" w:eastAsia="FangSong" w:cs="Times New Roman"/>
+        </w:rPr>
+        <w:t>熔沸点</w:t>
+      </w:r>
+      <w:r>
+        <w:rPr>
+          <w:rFonts w:hint="eastAsia" w:ascii="Times New Roman" w:hAnsi="Times New Roman" w:eastAsia="Times New Roman" w:cs="Times New Roman"/>
+        </w:rPr>
+        <w:t>、</w:t>
+      </w:r>
+      <w:r>
+        <w:rPr>
+          <w:rFonts w:hint="eastAsia" w:ascii="Times New Roman" w:hAnsi="Times New Roman" w:eastAsia="FangSong" w:cs="Times New Roman"/>
+        </w:rPr>
+        <w:t>原子半径</w:t>
+      </w:r>
+      <w:r>
+        <w:rPr>
+          <w:rFonts w:hint="eastAsia" w:ascii="Times New Roman" w:hAnsi="Times New Roman" w:eastAsia="Times New Roman" w:cs="Times New Roman"/>
+        </w:rPr>
+        <w:t>、</w:t>
+      </w:r>
+      <w:r>
+        <w:rPr>
+          <w:rFonts w:hint="eastAsia" w:ascii="Times New Roman" w:hAnsi="Times New Roman" w:eastAsia="FangSong" w:cs="Times New Roman"/>
+        </w:rPr>
+        <w:t>晶体密度</w:t>
+      </w:r>
+      <w:r>
+        <w:rPr>
+          <w:rFonts w:hint="eastAsia" w:ascii="Times New Roman" w:hAnsi="Times New Roman" w:eastAsia="Times New Roman" w:cs="Times New Roman"/>
+        </w:rPr>
+        <w:t>、</w:t>
+      </w:r>
+      <w:r>
+        <w:rPr>
+          <w:rFonts w:hint="eastAsia" w:ascii="Times New Roman" w:hAnsi="Times New Roman" w:eastAsia="FangSong" w:cs="Times New Roman"/>
+        </w:rPr>
+        <w:t>第一电离能</w:t>
+      </w:r>
+      <w:r>
+        <w:rPr>
+          <w:rFonts w:hint="eastAsia" w:ascii="Times New Roman" w:hAnsi="Times New Roman" w:eastAsia="Times New Roman" w:cs="Times New Roman"/>
+        </w:rPr>
+        <w:t>。</w:t>
+      </w:r>
+    </w:p>
+    <w:p>
+      <w:pPr>
+        <w:pStyle w:val="BodyText"/>
+      </w:pPr>
+      <w:r>
+        <w:rPr>
+          <w:rFonts w:ascii="Times New Roman" w:hAnsi="Times New Roman" w:eastAsia="Times New Roman" w:cs="Times New Roman"/>
+        </w:rPr>
+        <w:t xml:space="preserve">15-3 </w:t>
+      </w:r>
+      <w:r>
+        <w:rPr>
+          <w:rFonts w:hint="eastAsia" w:ascii="Times New Roman" w:hAnsi="Times New Roman" w:eastAsia="Times New Roman" w:cs="Times New Roman"/>
+        </w:rPr>
+        <w:t>VIA</w:t>
+      </w:r>
+      <w:r>
+        <w:rPr>
+          <w:rFonts w:hint="eastAsia" w:ascii="Times New Roman" w:hAnsi="Times New Roman" w:eastAsia="FangSong" w:cs="Times New Roman"/>
+        </w:rPr>
+        <w:t>族元素中</w:t>
+      </w:r>
+      <w:r>
+        <w:rPr>
+          <w:rFonts w:hint="eastAsia" w:ascii="Times New Roman" w:hAnsi="Times New Roman" w:eastAsia="Times New Roman" w:cs="Times New Roman"/>
+        </w:rPr>
+        <w:t>，</w:t>
+      </w:r>
+      <w:r>
+        <w:rPr>
+          <w:rFonts w:hint="eastAsia" w:ascii="Times New Roman" w:hAnsi="Times New Roman" w:eastAsia="FangSong" w:cs="Times New Roman"/>
+        </w:rPr>
+        <w:t>以下哪一个随着周期数增加的变化不是单调的</w:t>
+      </w:r>
+      <w:r>
+        <w:rPr>
+          <w:rFonts w:hint="eastAsia" w:ascii="Times New Roman" w:hAnsi="Times New Roman" w:eastAsia="Times New Roman" w:cs="Times New Roman"/>
+        </w:rPr>
+        <w:t>？</w:t>
+      </w:r>
+      <w:r>
+        <w:rPr>
+          <w:rFonts w:hint="eastAsia" w:ascii="Times New Roman" w:hAnsi="Times New Roman" w:eastAsia="FangSong" w:cs="Times New Roman"/>
+        </w:rPr>
+        <w:t>说明推测理由</w:t>
+      </w:r>
+      <w:r>
+        <w:rPr>
+          <w:rFonts w:hint="eastAsia" w:ascii="Times New Roman" w:hAnsi="Times New Roman" w:eastAsia="Times New Roman" w:cs="Times New Roman"/>
+        </w:rPr>
+        <w:t>。</w:t>
+      </w:r>
+    </w:p>
+    <w:p>
+      <w:pPr>
+        <w:pStyle w:val="BodyText"/>
+      </w:pPr>
+      <w:r>
+        <w:rPr>
+          <w:rFonts w:hint="eastAsia" w:ascii="Times New Roman" w:hAnsi="Times New Roman" w:eastAsia="FangSong" w:cs="Times New Roman"/>
+        </w:rPr>
+        <w:t>供选择项</w:t>
+      </w:r>
+      <w:r>
+        <w:rPr>
+          <w:rFonts w:hint="eastAsia" w:ascii="Times New Roman" w:hAnsi="Times New Roman" w:eastAsia="Times New Roman" w:cs="Times New Roman"/>
+        </w:rPr>
+        <w:t>：</w:t>
+      </w:r>
+      <w:r>
+        <w:rPr>
+          <w:rFonts w:hint="eastAsia" w:ascii="Times New Roman" w:hAnsi="Times New Roman" w:eastAsia="FangSong" w:cs="Times New Roman"/>
+        </w:rPr>
+        <w:t>第一电离能</w:t>
+      </w:r>
+      <w:r>
+        <w:rPr>
+          <w:rFonts w:hint="eastAsia" w:ascii="Times New Roman" w:hAnsi="Times New Roman" w:eastAsia="Times New Roman" w:cs="Times New Roman"/>
+        </w:rPr>
+        <w:t>、</w:t>
+      </w:r>
+      <w:r>
+        <w:rPr>
+          <w:rFonts w:hint="eastAsia" w:ascii="Times New Roman" w:hAnsi="Times New Roman" w:eastAsia="FangSong" w:cs="Times New Roman"/>
+        </w:rPr>
+        <w:t>电子亲和能</w:t>
+      </w:r>
+      <w:r>
+        <w:rPr>
+          <w:rFonts w:hint="eastAsia" w:ascii="Times New Roman" w:hAnsi="Times New Roman" w:eastAsia="Times New Roman" w:cs="Times New Roman"/>
+        </w:rPr>
+        <w:t>、</w:t>
+      </w:r>
+      <w:r>
+        <w:rPr>
+          <w:rFonts w:hint="eastAsia" w:ascii="Times New Roman" w:hAnsi="Times New Roman" w:eastAsia="FangSong" w:cs="Times New Roman"/>
+        </w:rPr>
+        <w:t>简单阴离子的水合能</w:t>
+      </w:r>
+      <w:r>
+        <w:rPr>
+          <w:rFonts w:hint="eastAsia" w:ascii="Times New Roman" w:hAnsi="Times New Roman" w:eastAsia="Times New Roman" w:cs="Times New Roman"/>
+        </w:rPr>
+        <w:t>。</w:t>
+      </w:r>
+    </w:p>
+    <w:p>
+      <w:pPr>
+        <w:pStyle w:val="BodyText"/>
+      </w:pPr>
+      <w:r>
+        <w:rPr>
+          <w:rFonts w:ascii="Times New Roman" w:hAnsi="Times New Roman" w:eastAsia="Times New Roman" w:cs="Times New Roman"/>
+        </w:rPr>
+        <w:t xml:space="preserve">15-4 </w:t>
+      </w:r>
+      <w:r>
+        <w:rPr>
+          <w:rFonts w:hint="eastAsia" w:ascii="Times New Roman" w:hAnsi="Times New Roman" w:eastAsia="FangSong" w:cs="Times New Roman"/>
+        </w:rPr>
+        <w:t>对卤族元素</w:t>
+      </w:r>
+      <w:r>
+        <w:rPr>
+          <w:rFonts w:hint="eastAsia" w:ascii="Times New Roman" w:hAnsi="Times New Roman" w:eastAsia="Times New Roman" w:cs="Times New Roman"/>
+        </w:rPr>
+        <w:t>，</w:t>
+      </w:r>
+      <w:r>
+        <w:rPr>
+          <w:rFonts w:hint="eastAsia" w:ascii="Times New Roman" w:hAnsi="Times New Roman" w:eastAsia="FangSong" w:cs="Times New Roman"/>
+        </w:rPr>
+        <w:t>随着原子序数增加</w:t>
+      </w:r>
+      <w:r>
+        <w:rPr>
+          <w:rFonts w:hint="eastAsia" w:ascii="Times New Roman" w:hAnsi="Times New Roman" w:eastAsia="Times New Roman" w:cs="Times New Roman"/>
+        </w:rPr>
+        <w:t>，</w:t>
+      </w:r>
+      <w:r>
+        <w:rPr>
+          <w:rFonts w:hint="eastAsia" w:ascii="Times New Roman" w:hAnsi="Times New Roman" w:eastAsia="FangSong" w:cs="Times New Roman"/>
+        </w:rPr>
+        <w:t>以下何者的递变不是单调的</w:t>
+      </w:r>
+      <w:r>
+        <w:rPr>
+          <w:rFonts w:hint="eastAsia" w:ascii="Times New Roman" w:hAnsi="Times New Roman" w:eastAsia="Times New Roman" w:cs="Times New Roman"/>
+        </w:rPr>
+        <w:t>？</w:t>
+      </w:r>
+      <w:r>
+        <w:rPr>
+          <w:rFonts w:hint="eastAsia" w:ascii="Times New Roman" w:hAnsi="Times New Roman" w:eastAsia="FangSong" w:cs="Times New Roman"/>
+        </w:rPr>
+        <w:t>说明为何不单调</w:t>
+      </w:r>
+      <w:r>
+        <w:rPr>
+          <w:rFonts w:hint="eastAsia" w:ascii="Times New Roman" w:hAnsi="Times New Roman" w:eastAsia="Times New Roman" w:cs="Times New Roman"/>
+        </w:rPr>
+        <w:t>。</w:t>
+      </w:r>
+    </w:p>
+    <w:p>
+      <w:pPr>
+        <w:pStyle w:val="BodyText"/>
+      </w:pPr>
+      <w:r>
+        <w:rPr>
+          <w:rFonts w:hint="eastAsia" w:ascii="Times New Roman" w:hAnsi="Times New Roman" w:eastAsia="FangSong" w:cs="Times New Roman"/>
+        </w:rPr>
+        <w:t>供选择项</w:t>
+      </w:r>
+      <w:r>
+        <w:rPr>
+          <w:rFonts w:hint="eastAsia" w:ascii="Times New Roman" w:hAnsi="Times New Roman" w:eastAsia="Times New Roman" w:cs="Times New Roman"/>
+        </w:rPr>
+        <w:t>：</w:t>
+      </w:r>
+      <w:r>
+        <w:rPr>
+          <w:rFonts w:hint="eastAsia" w:ascii="Times New Roman" w:hAnsi="Times New Roman" w:eastAsia="FangSong" w:cs="Times New Roman"/>
+        </w:rPr>
+        <w:t>负离子半径</w:t>
+      </w:r>
+      <w:r>
+        <w:rPr>
+          <w:rFonts w:hint="eastAsia" w:ascii="Times New Roman" w:hAnsi="Times New Roman" w:eastAsia="Times New Roman" w:cs="Times New Roman"/>
+        </w:rPr>
+        <w:t>、</w:t>
+      </w:r>
+      <w:r>
+        <w:rPr>
+          <w:rFonts w:hint="eastAsia" w:ascii="Times New Roman" w:hAnsi="Times New Roman" w:eastAsia="FangSong" w:cs="Times New Roman"/>
+        </w:rPr>
+        <w:t>电负性</w:t>
+      </w:r>
+      <w:r>
+        <w:rPr>
+          <w:rFonts w:hint="eastAsia" w:ascii="Times New Roman" w:hAnsi="Times New Roman" w:eastAsia="Times New Roman" w:cs="Times New Roman"/>
+        </w:rPr>
+        <w:t>、</w:t>
+      </w:r>
+      <w:r>
+        <w:rPr>
+          <w:rFonts w:hint="eastAsia" w:ascii="Times New Roman" w:hAnsi="Times New Roman" w:eastAsia="FangSong" w:cs="Times New Roman"/>
+        </w:rPr>
+        <w:t>单质熔沸点</w:t>
+      </w:r>
+      <w:r>
+        <w:rPr>
+          <w:rFonts w:hint="eastAsia" w:ascii="Times New Roman" w:hAnsi="Times New Roman" w:eastAsia="Times New Roman" w:cs="Times New Roman"/>
+        </w:rPr>
+        <w:t>、</w:t>
+      </w:r>
+      <w:r>
+        <w:rPr>
+          <w:rFonts w:hint="eastAsia" w:ascii="Times New Roman" w:hAnsi="Times New Roman" w:eastAsia="FangSong" w:cs="Times New Roman"/>
+        </w:rPr>
+        <w:t>单质键能</w:t>
+      </w:r>
+      <w:r>
+        <w:rPr>
+          <w:rFonts w:hint="eastAsia" w:ascii="Times New Roman" w:hAnsi="Times New Roman" w:eastAsia="Times New Roman" w:cs="Times New Roman"/>
+        </w:rPr>
+        <w:t>。</w:t>
+      </w:r>
+    </w:p>
+    <w:p>
+      <w:pPr>
+        <w:pStyle w:val="BodyText"/>
+      </w:pPr>
+      <w:r>
+        <w:rPr>
+          <w:rFonts w:ascii="Times New Roman" w:hAnsi="Times New Roman" w:eastAsia="Times New Roman" w:cs="Times New Roman"/>
+        </w:rPr>
+        <w:t xml:space="preserve">15-5 </w:t>
+      </w:r>
+      <w:r>
+        <w:rPr>
+          <w:rFonts w:hint="eastAsia" w:ascii="Times New Roman" w:hAnsi="Times New Roman" w:eastAsia="FangSong" w:cs="Times New Roman"/>
+        </w:rPr>
+        <w:t>铁系元素</w:t>
+      </w:r>
+      <w:r>
+        <w:rPr>
+          <w:rFonts w:hint="eastAsia" w:ascii="Times New Roman" w:hAnsi="Times New Roman" w:eastAsia="Times New Roman" w:cs="Times New Roman"/>
+        </w:rPr>
+        <w:t>(Fe、Co、Ni)</w:t>
+      </w:r>
+      <w:r>
+        <w:rPr>
+          <w:rFonts w:hint="eastAsia" w:ascii="Times New Roman" w:hAnsi="Times New Roman" w:eastAsia="FangSong" w:cs="Times New Roman"/>
+        </w:rPr>
+        <w:t>按原子序数变大的顺序熔点递减</w:t>
+      </w:r>
+      <w:r>
+        <w:rPr>
+          <w:rFonts w:hint="eastAsia" w:ascii="Times New Roman" w:hAnsi="Times New Roman" w:eastAsia="Times New Roman" w:cs="Times New Roman"/>
+        </w:rPr>
+        <w:t>。</w:t>
+      </w:r>
+      <w:r>
+        <w:rPr>
+          <w:rFonts w:hint="eastAsia" w:ascii="Times New Roman" w:hAnsi="Times New Roman" w:eastAsia="FangSong" w:cs="Times New Roman"/>
+        </w:rPr>
+        <w:t>请你考虑它们的原子结构</w:t>
+      </w:r>
+      <w:r>
+        <w:rPr>
+          <w:rFonts w:hint="eastAsia" w:ascii="Times New Roman" w:hAnsi="Times New Roman" w:eastAsia="Times New Roman" w:cs="Times New Roman"/>
+        </w:rPr>
+        <w:t>，</w:t>
+      </w:r>
+      <w:r>
+        <w:rPr>
+          <w:rFonts w:hint="eastAsia" w:ascii="Times New Roman" w:hAnsi="Times New Roman" w:eastAsia="FangSong" w:cs="Times New Roman"/>
+        </w:rPr>
+        <w:t>从电子排布和金属键的角度给出一个可能的解释</w:t>
+      </w:r>
+      <w:r>
+        <w:rPr>
+          <w:rFonts w:hint="eastAsia" w:ascii="Times New Roman" w:hAnsi="Times New Roman" w:eastAsia="Times New Roman" w:cs="Times New Roman"/>
+        </w:rPr>
+        <w:t>。</w:t>
+      </w:r>
+    </w:p>
+    <w:p>
+      <w:pPr>
+        <w:spacing w:before="160" w:after="80"/>
+      </w:pPr>
+      <w:r>
+        <w:pict>
+          <v:rect style="width:0;height:1.5pt" o:hralign="center" o:hrstd="t" o:hr="t"/>
+        </w:pict>
+      </w:r>
+    </w:p>
+    <w:bookmarkEnd w:id="35"/>
+    <w:bookmarkStart w:id="36" w:name="第13题"/>
+    <w:p>
+      <w:pPr>
+        <w:pStyle w:val="Heading3"/>
+        <w:spacing w:before="280" w:after="120"/>
+      </w:pPr>
+      <w:r>
+        <w:rPr>
+          <w:rFonts w:hint="eastAsia" w:ascii="Times New Roman" w:hAnsi="Times New Roman" w:eastAsia="SimHei" w:cs="Times New Roman"/>
+        </w:rPr>
+        <w:t>第</w:t>
+      </w:r>
+      <w:r>
+        <w:rPr>
+          <w:rFonts w:hint="eastAsia" w:ascii="Times New Roman" w:hAnsi="Times New Roman" w:eastAsia="Times New Roman" w:cs="Times New Roman"/>
+        </w:rPr>
+        <w:t>13</w:t>
+      </w:r>
+      <w:r>
+        <w:rPr>
+          <w:rFonts w:hint="eastAsia" w:ascii="Times New Roman" w:hAnsi="Times New Roman" w:eastAsia="SimHei" w:cs="Times New Roman"/>
+        </w:rPr>
+        <w:t>题</w:t>
+      </w:r>
+    </w:p>
+    <w:p>
+      <w:pPr>
+        <w:pStyle w:val="FirstParagraph"/>
+      </w:pPr>
+      <w:r>
+        <w:rPr>
+          <w:rFonts w:ascii="Times New Roman" w:hAnsi="Times New Roman" w:eastAsia="Times New Roman" w:cs="Times New Roman"/>
+        </w:rPr>
+        <w:t xml:space="preserve">16 4f </w:t>
+      </w:r>
+      <w:r>
+        <w:rPr>
+          <w:rFonts w:hint="eastAsia" w:ascii="Times New Roman" w:hAnsi="Times New Roman" w:eastAsia="FangSong" w:cs="Times New Roman"/>
+        </w:rPr>
+        <w:t xml:space="preserve">轨道中</w:t>
+      </w:r>
+      <w:r>
+        <w:rPr>
+          <w:rFonts w:ascii="Times New Roman" w:hAnsi="Times New Roman" w:eastAsia="Times New Roman" w:cs="Times New Roman"/>
+        </w:rPr>
+        <w:t xml:space="preserve"> </w:t>
+      </w:r>
+      <m:oMath>
         <m:sSub>
           <m:e>
             <m:r>
-              <m:t>e</m:t>
+              <m:t>f</m:t>
             </m:r>
           </m:e>
           <m:sub>
-            <m:r>
-              <m:t>4</m:t>
-            </m:r>
-          </m:sub>
-        </m:sSub>
-        <m:r>
-          <m:t>N</m:t>
-        </m:r>
-        <m:r>
-          <m:t>P</m:t>
-        </m:r>
-        <m:r>
-          <m:t>b</m:t>
-        </m:r>
-        <m:sSub>
-          <m:e>
-            <m:r>
-              <m:t>I</m:t>
-            </m:r>
-          </m:e>
-          <m:sub>
-            <m:r>
-              <m:t>3</m:t>
-            </m:r>
+            <m:sSup>
+              <m:e>
+                <m:r>
+                  <m:t>z</m:t>
+                </m:r>
+              </m:e>
+              <m:sup>
+                <m:r>
+                  <m:t>3</m:t>
+                </m:r>
+              </m:sup>
+            </m:sSup>
           </m:sub>
         </m:sSub>
       </m:oMath>
@@ -6768,469 +6194,7 @@
         <w:rPr>
           <w:rFonts w:hint="eastAsia" w:ascii="Times New Roman" w:hAnsi="Times New Roman" w:eastAsia="FangSong" w:cs="Times New Roman"/>
         </w:rPr>
-        <w:t xml:space="preserve">在</w:t>
-      </w:r>
-      <w:r>
-        <w:rPr>
-          <w:rFonts w:ascii="Times New Roman" w:hAnsi="Times New Roman" w:eastAsia="Times New Roman" w:cs="Times New Roman"/>
-        </w:rPr>
-        <w:t xml:space="preserve"> RTP </w:t>
-      </w:r>
-      <w:r>
-        <w:rPr>
-          <w:rFonts w:hint="eastAsia" w:ascii="Times New Roman" w:hAnsi="Times New Roman" w:eastAsia="FangSong" w:cs="Times New Roman"/>
-        </w:rPr>
-        <w:t>时晶胞的投影图</w:t>
-      </w:r>
-      <w:r>
-        <w:rPr>
-          <w:rFonts w:hint="eastAsia" w:ascii="Times New Roman" w:hAnsi="Times New Roman" w:eastAsia="Times New Roman" w:cs="Times New Roman"/>
-        </w:rPr>
-        <w:t>。</w:t>
-      </w:r>
-      <w:r>
-        <w:rPr>
-          <w:rFonts w:hint="eastAsia" w:ascii="Times New Roman" w:hAnsi="Times New Roman" w:eastAsia="FangSong" w:cs="Times New Roman"/>
-        </w:rPr>
-        <w:t>此温度下有机基团的各向异性可以忽略</w:t>
-      </w:r>
-      <w:r>
-        <w:rPr>
-          <w:rFonts w:hint="eastAsia" w:ascii="Times New Roman" w:hAnsi="Times New Roman" w:eastAsia="Times New Roman" w:cs="Times New Roman"/>
-        </w:rPr>
-        <w:t>，</w:t>
-      </w:r>
-      <w:r>
-        <w:rPr>
-          <w:rFonts w:hint="eastAsia" w:ascii="Times New Roman" w:hAnsi="Times New Roman" w:eastAsia="FangSong" w:cs="Times New Roman"/>
-        </w:rPr>
-        <w:t>晶体中多面体视为正多面体</w:t>
-      </w:r>
-      <w:r>
-        <w:rPr>
-          <w:rFonts w:hint="eastAsia" w:ascii="Times New Roman" w:hAnsi="Times New Roman" w:eastAsia="Times New Roman" w:cs="Times New Roman"/>
-        </w:rPr>
-        <w:t>。</w:t>
-      </w:r>
-    </w:p>
-    <w:p>
-      <w:pPr>
-        <w:pStyle w:val="BodyText"/>
-      </w:pPr>
-      <w:r>
-        <w:rPr>
-          <w:rFonts w:hint="eastAsia" w:ascii="Times New Roman" w:hAnsi="Times New Roman" w:eastAsia="Times New Roman" w:cs="Times New Roman"/>
-        </w:rPr>
-        <w:t>![]../../../06-</w:t>
-      </w:r>
-      <w:r>
-        <w:rPr>
-          <w:rFonts w:hint="eastAsia" w:ascii="Times New Roman" w:hAnsi="Times New Roman" w:eastAsia="FangSong" w:cs="Times New Roman"/>
-        </w:rPr>
-        <w:t>外部资料导入</w:t>
-      </w:r>
-      <w:r>
-        <w:rPr>
-          <w:rFonts w:hint="eastAsia" w:ascii="Times New Roman" w:hAnsi="Times New Roman" w:eastAsia="Times New Roman" w:cs="Times New Roman"/>
-        </w:rPr>
-        <w:t>/</w:t>
-      </w:r>
-      <w:r>
-        <w:rPr>
-          <w:rFonts w:hint="eastAsia" w:ascii="Times New Roman" w:hAnsi="Times New Roman" w:eastAsia="FangSong" w:cs="Times New Roman"/>
-        </w:rPr>
-        <w:t>化学竞赛初赛讲义</w:t>
-      </w:r>
-      <w:r>
-        <w:rPr>
-          <w:rFonts w:hint="eastAsia" w:ascii="Times New Roman" w:hAnsi="Times New Roman" w:eastAsia="Times New Roman" w:cs="Times New Roman"/>
-        </w:rPr>
-        <w:t>/（</w:t>
-      </w:r>
-      <w:r>
-        <w:rPr>
-          <w:rFonts w:hint="eastAsia" w:ascii="Times New Roman" w:hAnsi="Times New Roman" w:eastAsia="FangSong" w:cs="Times New Roman"/>
-        </w:rPr>
-        <w:t>已压缩</w:t>
-      </w:r>
-      <w:r>
-        <w:rPr>
-          <w:rFonts w:hint="eastAsia" w:ascii="Times New Roman" w:hAnsi="Times New Roman" w:eastAsia="Times New Roman" w:cs="Times New Roman"/>
-        </w:rPr>
-        <w:t>）101-150_images/5e70fbf21f361bc1a5e7af4b66ca32f40eda81338a313ba0e7760d532b1dfb98.jpg)</w:t>
-      </w:r>
-    </w:p>
-    <w:p>
-      <w:pPr>
-        <w:pStyle w:val="BodyText"/>
-      </w:pPr>
-      <w:r>
-        <w:rPr>
-          <w:rFonts w:hint="eastAsia" w:ascii="Times New Roman" w:hAnsi="Times New Roman" w:eastAsia="Times New Roman" w:cs="Times New Roman"/>
-        </w:rPr>
-        <w:t>![]../../../06-</w:t>
-      </w:r>
-      <w:r>
-        <w:rPr>
-          <w:rFonts w:hint="eastAsia" w:ascii="Times New Roman" w:hAnsi="Times New Roman" w:eastAsia="FangSong" w:cs="Times New Roman"/>
-        </w:rPr>
-        <w:t>外部资料导入</w:t>
-      </w:r>
-      <w:r>
-        <w:rPr>
-          <w:rFonts w:hint="eastAsia" w:ascii="Times New Roman" w:hAnsi="Times New Roman" w:eastAsia="Times New Roman" w:cs="Times New Roman"/>
-        </w:rPr>
-        <w:t>/</w:t>
-      </w:r>
-      <w:r>
-        <w:rPr>
-          <w:rFonts w:hint="eastAsia" w:ascii="Times New Roman" w:hAnsi="Times New Roman" w:eastAsia="FangSong" w:cs="Times New Roman"/>
-        </w:rPr>
-        <w:t>化学竞赛初赛讲义</w:t>
-      </w:r>
-      <w:r>
-        <w:rPr>
-          <w:rFonts w:hint="eastAsia" w:ascii="Times New Roman" w:hAnsi="Times New Roman" w:eastAsia="Times New Roman" w:cs="Times New Roman"/>
-        </w:rPr>
-        <w:t>/（</w:t>
-      </w:r>
-      <w:r>
-        <w:rPr>
-          <w:rFonts w:hint="eastAsia" w:ascii="Times New Roman" w:hAnsi="Times New Roman" w:eastAsia="FangSong" w:cs="Times New Roman"/>
-        </w:rPr>
-        <w:t>已压缩</w:t>
-      </w:r>
-      <w:r>
-        <w:rPr>
-          <w:rFonts w:hint="eastAsia" w:ascii="Times New Roman" w:hAnsi="Times New Roman" w:eastAsia="Times New Roman" w:cs="Times New Roman"/>
-        </w:rPr>
-        <w:t>）101-150_images/113df9bd26a3f92b08f3f29e06a55d5eee5f661d957acc5120091c083d6ee25b.jpg)</w:t>
-      </w:r>
-    </w:p>
-    <w:p>
-      <w:pPr>
-        <w:pStyle w:val="Compact"/>
-        <w:numPr>
-          <w:ilvl w:val="0"/>
-          <w:numId w:val="1009"/>
-        </w:numPr>
-      </w:pPr>
-      <w:r>
-        <w:rPr>
-          <w:rFonts w:hint="eastAsia" w:ascii="Times New Roman" w:hAnsi="Times New Roman" w:eastAsia="FangSong" w:cs="Times New Roman"/>
-        </w:rPr>
-        <w:t>晶体中存在镜面吗</w:t>
-      </w:r>
-      <w:r>
-        <w:rPr>
-          <w:rFonts w:hint="eastAsia" w:ascii="Times New Roman" w:hAnsi="Times New Roman" w:eastAsia="Times New Roman" w:cs="Times New Roman"/>
-        </w:rPr>
-        <w:t>？</w:t>
-      </w:r>
-      <w:r>
-        <w:rPr>
-          <w:rFonts w:hint="eastAsia" w:ascii="Times New Roman" w:hAnsi="Times New Roman" w:eastAsia="FangSong" w:cs="Times New Roman"/>
-        </w:rPr>
-        <w:t>若存在</w:t>
-      </w:r>
-      <w:r>
-        <w:rPr>
-          <w:rFonts w:hint="eastAsia" w:ascii="Times New Roman" w:hAnsi="Times New Roman" w:eastAsia="Times New Roman" w:cs="Times New Roman"/>
-        </w:rPr>
-        <w:t>，</w:t>
-      </w:r>
-      <w:r>
-        <w:rPr>
-          <w:rFonts w:hint="eastAsia" w:ascii="Times New Roman" w:hAnsi="Times New Roman" w:eastAsia="FangSong" w:cs="Times New Roman"/>
-        </w:rPr>
-        <w:t>指出其位置</w:t>
-      </w:r>
-      <w:r>
-        <w:rPr>
-          <w:rFonts w:hint="eastAsia" w:ascii="Times New Roman" w:hAnsi="Times New Roman" w:eastAsia="Times New Roman" w:cs="Times New Roman"/>
-        </w:rPr>
-        <w:t>。</w:t>
-      </w:r>
-    </w:p>
-    <w:p>
-      <w:pPr>
-        <w:pStyle w:val="Compact"/>
-        <w:numPr>
-          <w:ilvl w:val="0"/>
-          <w:numId w:val="1009"/>
-        </w:numPr>
-      </w:pPr>
-      <w:r>
-        <w:rPr>
-          <w:rFonts w:hint="eastAsia" w:ascii="Times New Roman" w:hAnsi="Times New Roman" w:eastAsia="FangSong" w:cs="Times New Roman"/>
-        </w:rPr>
-        <w:t>晶体中存在六次旋转轴吗</w:t>
-      </w:r>
-      <w:r>
-        <w:rPr>
-          <w:rFonts w:hint="eastAsia" w:ascii="Times New Roman" w:hAnsi="Times New Roman" w:eastAsia="Times New Roman" w:cs="Times New Roman"/>
-        </w:rPr>
-        <w:t>？</w:t>
-      </w:r>
-      <w:r>
-        <w:rPr>
-          <w:rFonts w:hint="eastAsia" w:ascii="Times New Roman" w:hAnsi="Times New Roman" w:eastAsia="FangSong" w:cs="Times New Roman"/>
-        </w:rPr>
-        <w:t>若存在</w:t>
-      </w:r>
-      <w:r>
-        <w:rPr>
-          <w:rFonts w:hint="eastAsia" w:ascii="Times New Roman" w:hAnsi="Times New Roman" w:eastAsia="Times New Roman" w:cs="Times New Roman"/>
-        </w:rPr>
-        <w:t>，</w:t>
-      </w:r>
-      <w:r>
-        <w:rPr>
-          <w:rFonts w:hint="eastAsia" w:ascii="Times New Roman" w:hAnsi="Times New Roman" w:eastAsia="FangSong" w:cs="Times New Roman"/>
-        </w:rPr>
-        <w:t>指出其位置</w:t>
-      </w:r>
-      <w:r>
-        <w:rPr>
-          <w:rFonts w:hint="eastAsia" w:ascii="Times New Roman" w:hAnsi="Times New Roman" w:eastAsia="Times New Roman" w:cs="Times New Roman"/>
-        </w:rPr>
-        <w:t>。</w:t>
-      </w:r>
-    </w:p>
-    <w:p>
-      <w:pPr>
-        <w:pStyle w:val="Compact"/>
-        <w:numPr>
-          <w:ilvl w:val="0"/>
-          <w:numId w:val="1009"/>
-        </w:numPr>
-      </w:pPr>
-      <w:r>
-        <w:rPr>
-          <w:rFonts w:hint="eastAsia" w:ascii="Times New Roman" w:hAnsi="Times New Roman" w:eastAsia="FangSong" w:cs="Times New Roman"/>
-        </w:rPr>
-        <w:t>晶体中存在六次对称轴吗</w:t>
-      </w:r>
-      <w:r>
-        <w:rPr>
-          <w:rFonts w:hint="eastAsia" w:ascii="Times New Roman" w:hAnsi="Times New Roman" w:eastAsia="Times New Roman" w:cs="Times New Roman"/>
-        </w:rPr>
-        <w:t>？</w:t>
-      </w:r>
-      <w:r>
-        <w:rPr>
-          <w:rFonts w:hint="eastAsia" w:ascii="Times New Roman" w:hAnsi="Times New Roman" w:eastAsia="FangSong" w:cs="Times New Roman"/>
-        </w:rPr>
-        <w:t>若存在</w:t>
-      </w:r>
-      <w:r>
-        <w:rPr>
-          <w:rFonts w:hint="eastAsia" w:ascii="Times New Roman" w:hAnsi="Times New Roman" w:eastAsia="Times New Roman" w:cs="Times New Roman"/>
-        </w:rPr>
-        <w:t>，</w:t>
-      </w:r>
-      <w:r>
-        <w:rPr>
-          <w:rFonts w:hint="eastAsia" w:ascii="Times New Roman" w:hAnsi="Times New Roman" w:eastAsia="FangSong" w:cs="Times New Roman"/>
-        </w:rPr>
-        <w:t>指出其名称与位置</w:t>
-      </w:r>
-      <w:r>
-        <w:rPr>
-          <w:rFonts w:hint="eastAsia" w:ascii="Times New Roman" w:hAnsi="Times New Roman" w:eastAsia="Times New Roman" w:cs="Times New Roman"/>
-        </w:rPr>
-        <w:t>。</w:t>
-      </w:r>
-    </w:p>
-    <w:p>
-      <w:pPr>
-        <w:pStyle w:val="Compact"/>
-        <w:numPr>
-          <w:ilvl w:val="0"/>
-          <w:numId w:val="1009"/>
-        </w:numPr>
-      </w:pPr>
-      <w:r>
-        <w:rPr>
-          <w:rFonts w:hint="eastAsia" w:ascii="Times New Roman" w:hAnsi="Times New Roman" w:eastAsia="FangSong" w:cs="Times New Roman"/>
-        </w:rPr>
-        <w:t>指出存在的配位多面体及其连接方式</w:t>
-      </w:r>
-      <w:r>
-        <w:rPr>
-          <w:rFonts w:hint="eastAsia" w:ascii="Times New Roman" w:hAnsi="Times New Roman" w:eastAsia="Times New Roman" w:cs="Times New Roman"/>
-        </w:rPr>
-        <w:t>。</w:t>
-      </w:r>
-    </w:p>
-    <w:p>
-      <w:pPr>
-        <w:pStyle w:val="Compact"/>
-        <w:numPr>
-          <w:ilvl w:val="0"/>
-          <w:numId w:val="1009"/>
-        </w:numPr>
-      </w:pPr>
-      <w:r>
-        <w:rPr>
-          <w:rFonts w:hint="eastAsia" w:ascii="Times New Roman" w:hAnsi="Times New Roman" w:eastAsia="FangSong" w:cs="Times New Roman"/>
-        </w:rPr>
-        <w:t>指出晶体所属晶族</w:t>
-      </w:r>
-      <w:r>
-        <w:rPr>
-          <w:rFonts w:hint="eastAsia" w:ascii="Times New Roman" w:hAnsi="Times New Roman" w:eastAsia="Times New Roman" w:cs="Times New Roman"/>
-        </w:rPr>
-        <w:t>、</w:t>
-      </w:r>
-      <w:r>
-        <w:rPr>
-          <w:rFonts w:hint="eastAsia" w:ascii="Times New Roman" w:hAnsi="Times New Roman" w:eastAsia="FangSong" w:cs="Times New Roman"/>
-        </w:rPr>
-        <w:t>晶系与点阵型式</w:t>
-      </w:r>
-      <w:r>
-        <w:rPr>
-          <w:rFonts w:hint="eastAsia" w:ascii="Times New Roman" w:hAnsi="Times New Roman" w:eastAsia="Times New Roman" w:cs="Times New Roman"/>
-        </w:rPr>
-        <w:t>。</w:t>
-      </w:r>
-    </w:p>
-    <w:p>
-      <w:pPr>
-        <w:spacing w:before="160" w:after="80"/>
-      </w:pPr>
-      <w:r>
-        <w:pict>
-          <v:rect style="width:0;height:1.5pt" o:hralign="center" o:hrstd="t" o:hr="t"/>
-        </w:pict>
-      </w:r>
-    </w:p>
-    <w:p>
-      <w:pPr>
-        <w:spacing w:before="160" w:after="80"/>
-      </w:pPr>
-      <w:r>
-        <w:pict>
-          <v:rect style="width:0;height:1.5pt" o:hralign="center" o:hrstd="t" o:hr="t"/>
-        </w:pict>
-      </w:r>
-    </w:p>
-    <w:bookmarkEnd w:id="37"/>
-    <w:bookmarkStart w:id="38" w:name="第15题"/>
-    <w:p>
-      <w:pPr>
-        <w:pStyle w:val="Heading3"/>
-        <w:spacing w:before="280" w:after="120"/>
-      </w:pPr>
-      <w:r>
-        <w:rPr>
-          <w:rFonts w:hint="eastAsia" w:ascii="Times New Roman" w:hAnsi="Times New Roman" w:eastAsia="SimHei" w:cs="Times New Roman"/>
-        </w:rPr>
-        <w:t>第</w:t>
-      </w:r>
-      <w:r>
-        <w:rPr>
-          <w:rFonts w:hint="eastAsia" w:ascii="Times New Roman" w:hAnsi="Times New Roman" w:eastAsia="Times New Roman" w:cs="Times New Roman"/>
-        </w:rPr>
-        <w:t>15</w:t>
-      </w:r>
-      <w:r>
-        <w:rPr>
-          <w:rFonts w:hint="eastAsia" w:ascii="Times New Roman" w:hAnsi="Times New Roman" w:eastAsia="SimHei" w:cs="Times New Roman"/>
-        </w:rPr>
-        <w:t>题</w:t>
-      </w:r>
-    </w:p>
-    <w:p>
-      <w:pPr>
-        <w:pStyle w:val="FirstParagraph"/>
-      </w:pPr>
-      <w:r>
-        <w:rPr>
-          <w:rFonts w:hint="eastAsia" w:ascii="Times New Roman" w:hAnsi="Times New Roman" w:eastAsia="FangSong" w:cs="Times New Roman"/>
-          <w:b/>
-          <w:bCs/>
-        </w:rPr>
-        <w:t xml:space="preserve">题目</w:t>
-      </w:r>
-      <w:r>
-        <w:rPr>
-          <w:rFonts w:hint="eastAsia" w:ascii="Times New Roman" w:hAnsi="Times New Roman" w:eastAsia="Times New Roman" w:cs="Times New Roman"/>
-        </w:rPr>
-        <w:t xml:space="preserve">：</w:t>
-      </w:r>
-      <w:r>
-        <w:rPr>
-          <w:rFonts w:ascii="Times New Roman" w:hAnsi="Times New Roman" w:eastAsia="Times New Roman" w:cs="Times New Roman"/>
-        </w:rPr>
-        <w:t xml:space="preserve"> </w:t>
-      </w:r>
-      <w:r>
-        <w:rPr>
-          <w:rFonts w:hint="eastAsia" w:ascii="Times New Roman" w:hAnsi="Times New Roman" w:eastAsia="FangSong" w:cs="Times New Roman"/>
-        </w:rPr>
-        <w:t>六氯合铂</w:t>
-      </w:r>
-      <w:r>
-        <w:rPr>
-          <w:rFonts w:hint="eastAsia" w:ascii="Times New Roman" w:hAnsi="Times New Roman" w:eastAsia="Times New Roman" w:cs="Times New Roman"/>
-        </w:rPr>
-        <w:t>(Ⅳ)</w:t>
-      </w:r>
-      <w:r>
-        <w:rPr>
-          <w:rFonts w:hint="eastAsia" w:ascii="Times New Roman" w:hAnsi="Times New Roman" w:eastAsia="FangSong" w:cs="Times New Roman"/>
-        </w:rPr>
-        <w:t>酸钾与多硫化铵</w:t>
-      </w:r>
-      <w:r>
-        <w:rPr>
-          <w:rFonts w:hint="eastAsia" w:ascii="Times New Roman" w:hAnsi="Times New Roman" w:eastAsia="Times New Roman" w:cs="Times New Roman"/>
-        </w:rPr>
-        <w:t>A</w:t>
-      </w:r>
-      <w:r>
-        <w:rPr>
-          <w:rFonts w:hint="eastAsia" w:ascii="Times New Roman" w:hAnsi="Times New Roman" w:eastAsia="FangSong" w:cs="Times New Roman"/>
-        </w:rPr>
-        <w:t>发生非氧化还原反应得到铵盐</w:t>
-      </w:r>
-      <w:r>
-        <w:rPr>
-          <w:rFonts w:hint="eastAsia" w:ascii="Times New Roman" w:hAnsi="Times New Roman" w:eastAsia="Times New Roman" w:cs="Times New Roman"/>
-        </w:rPr>
-        <w:t>B。B</w:t>
-      </w:r>
-      <w:r>
-        <w:rPr>
-          <w:rFonts w:hint="eastAsia" w:ascii="Times New Roman" w:hAnsi="Times New Roman" w:eastAsia="FangSong" w:cs="Times New Roman"/>
-        </w:rPr>
-        <w:t>中的阴离子为一仅由硫和铂构成的八面体型单核配离子</w:t>
-      </w:r>
-      <w:r>
-        <w:rPr>
-          <w:rFonts w:hint="eastAsia" w:ascii="Times New Roman" w:hAnsi="Times New Roman" w:eastAsia="Times New Roman" w:cs="Times New Roman"/>
-        </w:rPr>
-        <w:t>，</w:t>
-      </w:r>
-      <w:r>
-        <w:rPr>
-          <w:rFonts w:hint="eastAsia" w:ascii="Times New Roman" w:hAnsi="Times New Roman" w:eastAsia="FangSong" w:cs="Times New Roman"/>
-        </w:rPr>
-        <w:t>有一根三重旋转轴</w:t>
-      </w:r>
-      <w:r>
-        <w:rPr>
-          <w:rFonts w:hint="eastAsia" w:ascii="Times New Roman" w:hAnsi="Times New Roman" w:eastAsia="Times New Roman" w:cs="Times New Roman"/>
-        </w:rPr>
-        <w:t>，</w:t>
-      </w:r>
-      <w:r>
-        <w:rPr>
-          <w:rFonts w:hint="eastAsia" w:ascii="Times New Roman" w:hAnsi="Times New Roman" w:eastAsia="FangSong" w:cs="Times New Roman"/>
-        </w:rPr>
-        <w:t>其中硫的质量分数为</w:t>
+        <w:t xml:space="preserve">轨道的角向函数为</w:t>
       </w:r>
       <w:r>
         <w:rPr>
@@ -7248,14 +6212,86 @@
           </m:ctrlPr>
         </m:oMathPr>
         <m:r>
-          <m:t>71.14</m:t>
-        </m:r>
-        <m:r>
-          <m:rPr>
-            <m:sty m:val="p"/>
-          </m:rPr>
-          <m:t>%</m:t>
-        </m:r>
+          <m:t>Y</m:t>
+        </m:r>
+        <m:r>
+          <m:rPr>
+            <m:sty m:val="p"/>
+          </m:rPr>
+          <m:t>∝</m:t>
+        </m:r>
+        <m:f>
+          <m:fPr>
+            <m:type m:val="bar"/>
+          </m:fPr>
+          <m:num>
+            <m:r>
+              <m:t>z</m:t>
+            </m:r>
+            <m:r>
+              <m:rPr>
+                <m:sty m:val="p"/>
+              </m:rPr>
+              <m:t>(</m:t>
+            </m:r>
+            <m:r>
+              <m:t>5</m:t>
+            </m:r>
+            <m:sSup>
+              <m:e>
+                <m:r>
+                  <m:t>z</m:t>
+                </m:r>
+              </m:e>
+              <m:sup>
+                <m:r>
+                  <m:t>3</m:t>
+                </m:r>
+              </m:sup>
+            </m:sSup>
+            <m:r>
+              <m:rPr>
+                <m:sty m:val="p"/>
+              </m:rPr>
+              <m:t>−</m:t>
+            </m:r>
+            <m:r>
+              <m:t>3</m:t>
+            </m:r>
+            <m:sSup>
+              <m:e>
+                <m:r>
+                  <m:t>r</m:t>
+                </m:r>
+              </m:e>
+              <m:sup>
+                <m:r>
+                  <m:t>2</m:t>
+                </m:r>
+              </m:sup>
+            </m:sSup>
+            <m:r>
+              <m:rPr>
+                <m:sty m:val="p"/>
+              </m:rPr>
+              <m:t>)</m:t>
+            </m:r>
+          </m:num>
+          <m:den>
+            <m:sSup>
+              <m:e>
+                <m:r>
+                  <m:t>r</m:t>
+                </m:r>
+              </m:e>
+              <m:sup>
+                <m:r>
+                  <m:t>3</m:t>
+                </m:r>
+              </m:sup>
+            </m:sSup>
+          </m:den>
+        </m:f>
       </m:oMath>
       <w:r>
         <w:rPr>
@@ -7267,37 +6303,85 @@
         <w:rPr>
           <w:rFonts w:hint="eastAsia" w:ascii="Times New Roman" w:hAnsi="Times New Roman" w:eastAsia="Times New Roman" w:cs="Times New Roman"/>
         </w:rPr>
+        <w:t>，</w:t>
+      </w:r>
+      <w:r>
+        <w:rPr>
+          <w:rFonts w:hint="eastAsia" w:ascii="Times New Roman" w:hAnsi="Times New Roman" w:eastAsia="FangSong" w:cs="Times New Roman"/>
+        </w:rPr>
+        <w:t>式中</w:t>
+      </w:r>
+      <w:r>
+        <w:rPr>
+          <w:rFonts w:ascii="Times New Roman" w:hAnsi="Times New Roman" w:eastAsia="Times New Roman" w:cs="Times New Roman"/>
+        </w:rPr>
+        <w:t xml:space="preserve"> r </w:t>
+      </w:r>
+      <w:r>
+        <w:rPr>
+          <w:rFonts w:hint="eastAsia" w:ascii="Times New Roman" w:hAnsi="Times New Roman" w:eastAsia="FangSong" w:cs="Times New Roman"/>
+        </w:rPr>
+        <w:t>代表相应点到原点</w:t>
+      </w:r>
+      <w:r>
+        <w:rPr>
+          <w:rFonts w:hint="eastAsia" w:ascii="Times New Roman" w:hAnsi="Times New Roman" w:eastAsia="Times New Roman" w:cs="Times New Roman"/>
+        </w:rPr>
+        <w:t>(</w:t>
+      </w:r>
+      <w:r>
+        <w:rPr>
+          <w:rFonts w:hint="eastAsia" w:ascii="Times New Roman" w:hAnsi="Times New Roman" w:eastAsia="FangSong" w:cs="Times New Roman"/>
+        </w:rPr>
+        <w:t>原子核</w:t>
+      </w:r>
+      <w:r>
+        <w:rPr>
+          <w:rFonts w:hint="eastAsia" w:ascii="Times New Roman" w:hAnsi="Times New Roman" w:eastAsia="Times New Roman" w:cs="Times New Roman"/>
+        </w:rPr>
+        <w:t>)</w:t>
+      </w:r>
+      <w:r>
+        <w:rPr>
+          <w:rFonts w:hint="eastAsia" w:ascii="Times New Roman" w:hAnsi="Times New Roman" w:eastAsia="FangSong" w:cs="Times New Roman"/>
+        </w:rPr>
+        <w:t>的距离</w:t>
+      </w:r>
+      <w:r>
+        <w:rPr>
+          <w:rFonts w:hint="eastAsia" w:ascii="Times New Roman" w:hAnsi="Times New Roman" w:eastAsia="Times New Roman" w:cs="Times New Roman"/>
+        </w:rPr>
         <w:t>。</w:t>
       </w:r>
       <w:r>
         <w:rPr>
           <w:rFonts w:hint="eastAsia" w:ascii="Times New Roman" w:hAnsi="Times New Roman" w:eastAsia="FangSong" w:cs="Times New Roman"/>
         </w:rPr>
-        <w:t>给出</w:t>
-      </w:r>
-      <w:r>
-        <w:rPr>
-          <w:rFonts w:hint="eastAsia" w:ascii="Times New Roman" w:hAnsi="Times New Roman" w:eastAsia="Times New Roman" w:cs="Times New Roman"/>
-        </w:rPr>
-        <w:t>A</w:t>
-      </w:r>
-      <w:r>
-        <w:rPr>
-          <w:rFonts w:hint="eastAsia" w:ascii="Times New Roman" w:hAnsi="Times New Roman" w:eastAsia="FangSong" w:cs="Times New Roman"/>
-        </w:rPr>
-        <w:t>与</w:t>
-      </w:r>
-      <w:r>
-        <w:rPr>
-          <w:rFonts w:hint="eastAsia" w:ascii="Times New Roman" w:hAnsi="Times New Roman" w:eastAsia="Times New Roman" w:cs="Times New Roman"/>
-        </w:rPr>
-        <w:t>B</w:t>
-      </w:r>
-      <w:r>
-        <w:rPr>
-          <w:rFonts w:hint="eastAsia" w:ascii="Times New Roman" w:hAnsi="Times New Roman" w:eastAsia="FangSong" w:cs="Times New Roman"/>
-        </w:rPr>
-        <w:t>的化学式</w:t>
+        <w:t>指出该</w:t>
+      </w:r>
+      <w:r>
+        <w:rPr>
+          <w:rFonts w:ascii="Times New Roman" w:hAnsi="Times New Roman" w:eastAsia="Times New Roman" w:cs="Times New Roman"/>
+        </w:rPr>
+        <w:t xml:space="preserve"> 4f </w:t>
+      </w:r>
+      <w:r>
+        <w:rPr>
+          <w:rFonts w:hint="eastAsia" w:ascii="Times New Roman" w:hAnsi="Times New Roman" w:eastAsia="FangSong" w:cs="Times New Roman"/>
+        </w:rPr>
+        <w:t>原子轨道有几个径向节面</w:t>
+      </w:r>
+      <w:r>
+        <w:rPr>
+          <w:rFonts w:hint="eastAsia" w:ascii="Times New Roman" w:hAnsi="Times New Roman" w:eastAsia="Times New Roman" w:cs="Times New Roman"/>
+        </w:rPr>
+        <w:t>，</w:t>
+      </w:r>
+      <w:r>
+        <w:rPr>
+          <w:rFonts w:hint="eastAsia" w:ascii="Times New Roman" w:hAnsi="Times New Roman" w:eastAsia="FangSong" w:cs="Times New Roman"/>
+        </w:rPr>
+        <w:t>有几个角向节面</w:t>
       </w:r>
       <w:r>
         <w:rPr>
@@ -7309,38 +6393,19 @@
         <w:rPr>
           <w:rFonts w:hint="eastAsia" w:ascii="Times New Roman" w:hAnsi="Times New Roman" w:eastAsia="FangSong" w:cs="Times New Roman"/>
         </w:rPr>
-        <w:t>判断</w:t>
-      </w:r>
-      <w:r>
-        <w:rPr>
-          <w:rFonts w:hint="eastAsia" w:ascii="Times New Roman" w:hAnsi="Times New Roman" w:eastAsia="Times New Roman" w:cs="Times New Roman"/>
-        </w:rPr>
-        <w:t>B</w:t>
-      </w:r>
-      <w:r>
-        <w:rPr>
-          <w:rFonts w:hint="eastAsia" w:ascii="Times New Roman" w:hAnsi="Times New Roman" w:eastAsia="FangSong" w:cs="Times New Roman"/>
-        </w:rPr>
-        <w:t>是否有旋光性并说明理由</w:t>
-      </w:r>
-      <w:r>
-        <w:rPr>
-          <w:rFonts w:hint="eastAsia" w:ascii="Times New Roman" w:hAnsi="Times New Roman" w:eastAsia="Times New Roman" w:cs="Times New Roman"/>
-        </w:rPr>
-        <w:t>。</w:t>
-      </w:r>
-    </w:p>
-    <w:p>
-      <w:pPr>
-        <w:pStyle w:val="BodyText"/>
-      </w:pPr>
-      <w:r>
-        <w:rPr>
-          <w:rFonts w:hint="eastAsia" w:ascii="Times New Roman" w:hAnsi="Times New Roman" w:eastAsia="FangSong" w:cs="Times New Roman"/>
-          <w:b/>
-          <w:bCs/>
-        </w:rPr>
-        <w:t xml:space="preserve">来源</w:t>
+        <w:t>写出角向节面的表达式并画出该轨道的简图</w:t>
+      </w:r>
+      <w:r>
+        <w:rPr>
+          <w:rFonts w:hint="eastAsia" w:ascii="Times New Roman" w:hAnsi="Times New Roman" w:eastAsia="Times New Roman" w:cs="Times New Roman"/>
+        </w:rPr>
+        <w:t>。(</w:t>
+      </w:r>
+      <w:r>
+        <w:rPr>
+          <w:rFonts w:hint="eastAsia" w:ascii="Times New Roman" w:hAnsi="Times New Roman" w:eastAsia="FangSong" w:cs="Times New Roman"/>
+        </w:rPr>
+        <w:t>提示</w:t>
       </w:r>
       <w:r>
         <w:rPr>
@@ -7352,43 +6417,25 @@
         <w:rPr>
           <w:rFonts w:hint="eastAsia" w:ascii="Times New Roman" w:hAnsi="Times New Roman" w:eastAsia="FangSong" w:cs="Times New Roman"/>
         </w:rPr>
-        <w:t>化学竞赛初赛讲义</w:t>
-      </w:r>
-      <w:r>
-        <w:rPr>
-          <w:rFonts w:ascii="Times New Roman" w:hAnsi="Times New Roman" w:eastAsia="Times New Roman" w:cs="Times New Roman"/>
-        </w:rPr>
-        <w:t xml:space="preserve"> </w:t>
-      </w:r>
-      <w:r>
-        <w:rPr>
-          <w:rFonts w:hint="eastAsia" w:ascii="Times New Roman" w:hAnsi="Times New Roman" w:eastAsia="FangSong" w:cs="Times New Roman"/>
-        </w:rPr>
-        <w:t>第</w:t>
-      </w:r>
-      <w:r>
-        <w:rPr>
-          <w:rFonts w:hint="eastAsia" w:ascii="Times New Roman" w:hAnsi="Times New Roman" w:eastAsia="Times New Roman" w:cs="Times New Roman"/>
-        </w:rPr>
-        <w:t>4</w:t>
-      </w:r>
-      <w:r>
-        <w:rPr>
-          <w:rFonts w:hint="eastAsia" w:ascii="Times New Roman" w:hAnsi="Times New Roman" w:eastAsia="FangSong" w:cs="Times New Roman"/>
-        </w:rPr>
-        <w:t>讲</w:t>
-      </w:r>
-      <w:r>
-        <w:rPr>
-          <w:rFonts w:ascii="Times New Roman" w:hAnsi="Times New Roman" w:eastAsia="Times New Roman" w:cs="Times New Roman"/>
-        </w:rPr>
-        <w:t xml:space="preserve"> §4.2.1 </w:t>
-      </w:r>
-      <w:r>
-        <w:rPr>
-          <w:rFonts w:hint="eastAsia" w:ascii="Times New Roman" w:hAnsi="Times New Roman" w:eastAsia="FangSong" w:cs="Times New Roman"/>
-        </w:rPr>
-        <w:t xml:space="preserve">习题</w:t>
+        <w:t>节面是指波函数为</w:t>
+      </w:r>
+      <w:r>
+        <w:rPr>
+          <w:rFonts w:ascii="Times New Roman" w:hAnsi="Times New Roman" w:eastAsia="Times New Roman" w:cs="Times New Roman"/>
+        </w:rPr>
+        <w:t xml:space="preserve"> 0 </w:t>
+      </w:r>
+      <w:r>
+        <w:rPr>
+          <w:rFonts w:hint="eastAsia" w:ascii="Times New Roman" w:hAnsi="Times New Roman" w:eastAsia="FangSong" w:cs="Times New Roman"/>
+        </w:rPr>
+        <w:t>的几何点的集合</w:t>
+      </w:r>
+      <w:r>
+        <w:rPr>
+          <w:rFonts w:hint="eastAsia" w:ascii="Times New Roman" w:hAnsi="Times New Roman" w:eastAsia="Times New Roman" w:cs="Times New Roman"/>
+        </w:rPr>
+        <w:t>。)</w:t>
       </w:r>
     </w:p>
     <w:p>
@@ -7401,8 +6448,8 @@
         </w:pict>
       </w:r>
     </w:p>
-    <w:bookmarkEnd w:id="38"/>
-    <w:bookmarkStart w:id="39" w:name="第16题"/>
+    <w:bookmarkEnd w:id="36"/>
+    <w:bookmarkStart w:id="37" w:name="第14题"/>
     <w:p>
       <w:pPr>
         <w:pStyle w:val="Heading3"/>
@@ -7418,7 +6465,394 @@
         <w:rPr>
           <w:rFonts w:hint="eastAsia" w:ascii="Times New Roman" w:hAnsi="Times New Roman" w:eastAsia="Times New Roman" w:cs="Times New Roman"/>
         </w:rPr>
-        <w:t>16</w:t>
+        <w:t>14</w:t>
+      </w:r>
+      <w:r>
+        <w:rPr>
+          <w:rFonts w:hint="eastAsia" w:ascii="Times New Roman" w:hAnsi="Times New Roman" w:eastAsia="SimHei" w:cs="Times New Roman"/>
+        </w:rPr>
+        <w:t>题</w:t>
+      </w:r>
+    </w:p>
+    <w:p>
+      <w:pPr>
+        <w:spacing w:before="160" w:after="80"/>
+      </w:pPr>
+      <w:r>
+        <w:pict>
+          <v:rect style="width:0;height:1.5pt" o:hralign="center" o:hrstd="t" o:hr="t"/>
+        </w:pict>
+      </w:r>
+    </w:p>
+    <w:p>
+      <w:pPr>
+        <w:pStyle w:val="FirstParagraph"/>
+      </w:pPr>
+      <w:r>
+        <w:rPr>
+          <w:rFonts w:ascii="Times New Roman" w:hAnsi="Times New Roman" w:eastAsia="Times New Roman" w:cs="Times New Roman"/>
+          <w:b/>
+          <w:bCs/>
+        </w:rPr>
+        <w:t xml:space="preserve">·</w:t>
+      </w:r>
+      <w:r>
+        <w:rPr>
+          <w:rFonts w:ascii="Times New Roman" w:hAnsi="Times New Roman" w:eastAsia="Times New Roman" w:cs="Times New Roman"/>
+        </w:rPr>
+        <w:t xml:space="preserve"> </w:t>
+      </w:r>
+      <w:r>
+        <w:rPr>
+          <w:rFonts w:hint="eastAsia" w:ascii="Times New Roman" w:hAnsi="Times New Roman" w:eastAsia="FangSong" w:cs="Times New Roman"/>
+        </w:rPr>
+        <w:t xml:space="preserve">题目</w:t>
+      </w:r>
+    </w:p>
+    <w:p>
+      <w:pPr>
+        <w:pStyle w:val="BodyText"/>
+      </w:pPr>
+      <w:r>
+        <w:rPr>
+          <w:rFonts w:hint="eastAsia" w:ascii="Times New Roman" w:hAnsi="Times New Roman" w:eastAsia="FangSong" w:cs="Times New Roman"/>
+        </w:rPr>
+        <w:t xml:space="preserve">下图为</w:t>
+      </w:r>
+      <w:r>
+        <w:rPr>
+          <w:rFonts w:ascii="Times New Roman" w:hAnsi="Times New Roman" w:eastAsia="Times New Roman" w:cs="Times New Roman"/>
+        </w:rPr>
+        <w:t xml:space="preserve"> </w:t>
+      </w:r>
+      <m:oMath>
+        <m:oMathPr>
+          <m:ctrlPr>
+            <w:rPr>
+              <w:sz w:val="28"/>
+              <w:szCs w:val="28"/>
+            </w:rPr>
+          </m:ctrlPr>
+        </m:oMathPr>
+        <m:r>
+          <m:t>M</m:t>
+        </m:r>
+        <m:sSub>
+          <m:e>
+            <m:r>
+              <m:t>e</m:t>
+            </m:r>
+          </m:e>
+          <m:sub>
+            <m:r>
+              <m:t>4</m:t>
+            </m:r>
+          </m:sub>
+        </m:sSub>
+        <m:r>
+          <m:t>N</m:t>
+        </m:r>
+        <m:r>
+          <m:t>P</m:t>
+        </m:r>
+        <m:r>
+          <m:t>b</m:t>
+        </m:r>
+        <m:sSub>
+          <m:e>
+            <m:r>
+              <m:t>I</m:t>
+            </m:r>
+          </m:e>
+          <m:sub>
+            <m:r>
+              <m:t>3</m:t>
+            </m:r>
+          </m:sub>
+        </m:sSub>
+      </m:oMath>
+      <w:r>
+        <w:rPr>
+          <w:rFonts w:ascii="Times New Roman" w:hAnsi="Times New Roman" w:eastAsia="Times New Roman" w:cs="Times New Roman"/>
+        </w:rPr>
+        <w:t xml:space="preserve"> </w:t>
+      </w:r>
+      <w:r>
+        <w:rPr>
+          <w:rFonts w:hint="eastAsia" w:ascii="Times New Roman" w:hAnsi="Times New Roman" w:eastAsia="FangSong" w:cs="Times New Roman"/>
+        </w:rPr>
+        <w:t xml:space="preserve">在</w:t>
+      </w:r>
+      <w:r>
+        <w:rPr>
+          <w:rFonts w:ascii="Times New Roman" w:hAnsi="Times New Roman" w:eastAsia="Times New Roman" w:cs="Times New Roman"/>
+        </w:rPr>
+        <w:t xml:space="preserve"> RTP </w:t>
+      </w:r>
+      <w:r>
+        <w:rPr>
+          <w:rFonts w:hint="eastAsia" w:ascii="Times New Roman" w:hAnsi="Times New Roman" w:eastAsia="FangSong" w:cs="Times New Roman"/>
+        </w:rPr>
+        <w:t>时晶胞的投影图</w:t>
+      </w:r>
+      <w:r>
+        <w:rPr>
+          <w:rFonts w:hint="eastAsia" w:ascii="Times New Roman" w:hAnsi="Times New Roman" w:eastAsia="Times New Roman" w:cs="Times New Roman"/>
+        </w:rPr>
+        <w:t>。</w:t>
+      </w:r>
+      <w:r>
+        <w:rPr>
+          <w:rFonts w:hint="eastAsia" w:ascii="Times New Roman" w:hAnsi="Times New Roman" w:eastAsia="FangSong" w:cs="Times New Roman"/>
+        </w:rPr>
+        <w:t>此温度下有机基团的各向异性可以忽略</w:t>
+      </w:r>
+      <w:r>
+        <w:rPr>
+          <w:rFonts w:hint="eastAsia" w:ascii="Times New Roman" w:hAnsi="Times New Roman" w:eastAsia="Times New Roman" w:cs="Times New Roman"/>
+        </w:rPr>
+        <w:t>，</w:t>
+      </w:r>
+      <w:r>
+        <w:rPr>
+          <w:rFonts w:hint="eastAsia" w:ascii="Times New Roman" w:hAnsi="Times New Roman" w:eastAsia="FangSong" w:cs="Times New Roman"/>
+        </w:rPr>
+        <w:t>晶体中多面体视为正多面体</w:t>
+      </w:r>
+      <w:r>
+        <w:rPr>
+          <w:rFonts w:hint="eastAsia" w:ascii="Times New Roman" w:hAnsi="Times New Roman" w:eastAsia="Times New Roman" w:cs="Times New Roman"/>
+        </w:rPr>
+        <w:t>。</w:t>
+      </w:r>
+    </w:p>
+    <w:p>
+      <w:pPr>
+        <w:pStyle w:val="Compact"/>
+        <w:numPr>
+          <w:ilvl w:val="0"/>
+          <w:numId w:val="1009"/>
+        </w:numPr>
+      </w:pPr>
+      <w:r>
+        <w:rPr>
+          <w:rFonts w:hint="eastAsia" w:ascii="Times New Roman" w:hAnsi="Times New Roman" w:eastAsia="FangSong" w:cs="Times New Roman"/>
+        </w:rPr>
+        <w:t>晶体中存在镜面吗</w:t>
+      </w:r>
+      <w:r>
+        <w:rPr>
+          <w:rFonts w:hint="eastAsia" w:ascii="Times New Roman" w:hAnsi="Times New Roman" w:eastAsia="Times New Roman" w:cs="Times New Roman"/>
+        </w:rPr>
+        <w:t>？</w:t>
+      </w:r>
+      <w:r>
+        <w:rPr>
+          <w:rFonts w:hint="eastAsia" w:ascii="Times New Roman" w:hAnsi="Times New Roman" w:eastAsia="FangSong" w:cs="Times New Roman"/>
+        </w:rPr>
+        <w:t>若存在</w:t>
+      </w:r>
+      <w:r>
+        <w:rPr>
+          <w:rFonts w:hint="eastAsia" w:ascii="Times New Roman" w:hAnsi="Times New Roman" w:eastAsia="Times New Roman" w:cs="Times New Roman"/>
+        </w:rPr>
+        <w:t>，</w:t>
+      </w:r>
+      <w:r>
+        <w:rPr>
+          <w:rFonts w:hint="eastAsia" w:ascii="Times New Roman" w:hAnsi="Times New Roman" w:eastAsia="FangSong" w:cs="Times New Roman"/>
+        </w:rPr>
+        <w:t>指出其位置</w:t>
+      </w:r>
+      <w:r>
+        <w:rPr>
+          <w:rFonts w:hint="eastAsia" w:ascii="Times New Roman" w:hAnsi="Times New Roman" w:eastAsia="Times New Roman" w:cs="Times New Roman"/>
+        </w:rPr>
+        <w:t>。</w:t>
+      </w:r>
+    </w:p>
+    <w:p>
+      <w:pPr>
+        <w:pStyle w:val="Compact"/>
+        <w:numPr>
+          <w:ilvl w:val="0"/>
+          <w:numId w:val="1009"/>
+        </w:numPr>
+      </w:pPr>
+      <w:r>
+        <w:rPr>
+          <w:rFonts w:hint="eastAsia" w:ascii="Times New Roman" w:hAnsi="Times New Roman" w:eastAsia="FangSong" w:cs="Times New Roman"/>
+        </w:rPr>
+        <w:t>晶体中存在六次旋转轴吗</w:t>
+      </w:r>
+      <w:r>
+        <w:rPr>
+          <w:rFonts w:hint="eastAsia" w:ascii="Times New Roman" w:hAnsi="Times New Roman" w:eastAsia="Times New Roman" w:cs="Times New Roman"/>
+        </w:rPr>
+        <w:t>？</w:t>
+      </w:r>
+      <w:r>
+        <w:rPr>
+          <w:rFonts w:hint="eastAsia" w:ascii="Times New Roman" w:hAnsi="Times New Roman" w:eastAsia="FangSong" w:cs="Times New Roman"/>
+        </w:rPr>
+        <w:t>若存在</w:t>
+      </w:r>
+      <w:r>
+        <w:rPr>
+          <w:rFonts w:hint="eastAsia" w:ascii="Times New Roman" w:hAnsi="Times New Roman" w:eastAsia="Times New Roman" w:cs="Times New Roman"/>
+        </w:rPr>
+        <w:t>，</w:t>
+      </w:r>
+      <w:r>
+        <w:rPr>
+          <w:rFonts w:hint="eastAsia" w:ascii="Times New Roman" w:hAnsi="Times New Roman" w:eastAsia="FangSong" w:cs="Times New Roman"/>
+        </w:rPr>
+        <w:t>指出其位置</w:t>
+      </w:r>
+      <w:r>
+        <w:rPr>
+          <w:rFonts w:hint="eastAsia" w:ascii="Times New Roman" w:hAnsi="Times New Roman" w:eastAsia="Times New Roman" w:cs="Times New Roman"/>
+        </w:rPr>
+        <w:t>。</w:t>
+      </w:r>
+    </w:p>
+    <w:p>
+      <w:pPr>
+        <w:pStyle w:val="Compact"/>
+        <w:numPr>
+          <w:ilvl w:val="0"/>
+          <w:numId w:val="1009"/>
+        </w:numPr>
+      </w:pPr>
+      <w:r>
+        <w:rPr>
+          <w:rFonts w:hint="eastAsia" w:ascii="Times New Roman" w:hAnsi="Times New Roman" w:eastAsia="FangSong" w:cs="Times New Roman"/>
+        </w:rPr>
+        <w:t>晶体中存在六次对称轴吗</w:t>
+      </w:r>
+      <w:r>
+        <w:rPr>
+          <w:rFonts w:hint="eastAsia" w:ascii="Times New Roman" w:hAnsi="Times New Roman" w:eastAsia="Times New Roman" w:cs="Times New Roman"/>
+        </w:rPr>
+        <w:t>？</w:t>
+      </w:r>
+      <w:r>
+        <w:rPr>
+          <w:rFonts w:hint="eastAsia" w:ascii="Times New Roman" w:hAnsi="Times New Roman" w:eastAsia="FangSong" w:cs="Times New Roman"/>
+        </w:rPr>
+        <w:t>若存在</w:t>
+      </w:r>
+      <w:r>
+        <w:rPr>
+          <w:rFonts w:hint="eastAsia" w:ascii="Times New Roman" w:hAnsi="Times New Roman" w:eastAsia="Times New Roman" w:cs="Times New Roman"/>
+        </w:rPr>
+        <w:t>，</w:t>
+      </w:r>
+      <w:r>
+        <w:rPr>
+          <w:rFonts w:hint="eastAsia" w:ascii="Times New Roman" w:hAnsi="Times New Roman" w:eastAsia="FangSong" w:cs="Times New Roman"/>
+        </w:rPr>
+        <w:t>指出其名称与位置</w:t>
+      </w:r>
+      <w:r>
+        <w:rPr>
+          <w:rFonts w:hint="eastAsia" w:ascii="Times New Roman" w:hAnsi="Times New Roman" w:eastAsia="Times New Roman" w:cs="Times New Roman"/>
+        </w:rPr>
+        <w:t>。</w:t>
+      </w:r>
+    </w:p>
+    <w:p>
+      <w:pPr>
+        <w:pStyle w:val="Compact"/>
+        <w:numPr>
+          <w:ilvl w:val="0"/>
+          <w:numId w:val="1009"/>
+        </w:numPr>
+      </w:pPr>
+      <w:r>
+        <w:rPr>
+          <w:rFonts w:hint="eastAsia" w:ascii="Times New Roman" w:hAnsi="Times New Roman" w:eastAsia="FangSong" w:cs="Times New Roman"/>
+        </w:rPr>
+        <w:t>指出存在的配位多面体及其连接方式</w:t>
+      </w:r>
+      <w:r>
+        <w:rPr>
+          <w:rFonts w:hint="eastAsia" w:ascii="Times New Roman" w:hAnsi="Times New Roman" w:eastAsia="Times New Roman" w:cs="Times New Roman"/>
+        </w:rPr>
+        <w:t>。</w:t>
+      </w:r>
+    </w:p>
+    <w:p>
+      <w:pPr>
+        <w:pStyle w:val="Compact"/>
+        <w:numPr>
+          <w:ilvl w:val="0"/>
+          <w:numId w:val="1009"/>
+        </w:numPr>
+      </w:pPr>
+      <w:r>
+        <w:rPr>
+          <w:rFonts w:hint="eastAsia" w:ascii="Times New Roman" w:hAnsi="Times New Roman" w:eastAsia="FangSong" w:cs="Times New Roman"/>
+        </w:rPr>
+        <w:t>指出晶体所属晶族</w:t>
+      </w:r>
+      <w:r>
+        <w:rPr>
+          <w:rFonts w:hint="eastAsia" w:ascii="Times New Roman" w:hAnsi="Times New Roman" w:eastAsia="Times New Roman" w:cs="Times New Roman"/>
+        </w:rPr>
+        <w:t>、</w:t>
+      </w:r>
+      <w:r>
+        <w:rPr>
+          <w:rFonts w:hint="eastAsia" w:ascii="Times New Roman" w:hAnsi="Times New Roman" w:eastAsia="FangSong" w:cs="Times New Roman"/>
+        </w:rPr>
+        <w:t>晶系与点阵型式</w:t>
+      </w:r>
+      <w:r>
+        <w:rPr>
+          <w:rFonts w:hint="eastAsia" w:ascii="Times New Roman" w:hAnsi="Times New Roman" w:eastAsia="Times New Roman" w:cs="Times New Roman"/>
+        </w:rPr>
+        <w:t>。</w:t>
+      </w:r>
+    </w:p>
+    <w:p>
+      <w:pPr>
+        <w:spacing w:before="160" w:after="80"/>
+      </w:pPr>
+      <w:r>
+        <w:pict>
+          <v:rect style="width:0;height:1.5pt" o:hralign="center" o:hrstd="t" o:hr="t"/>
+        </w:pict>
+      </w:r>
+    </w:p>
+    <w:p>
+      <w:pPr>
+        <w:spacing w:before="160" w:after="80"/>
+      </w:pPr>
+      <w:r>
+        <w:pict>
+          <v:rect style="width:0;height:1.5pt" o:hralign="center" o:hrstd="t" o:hr="t"/>
+        </w:pict>
+      </w:r>
+    </w:p>
+    <w:bookmarkEnd w:id="37"/>
+    <w:bookmarkStart w:id="38" w:name="第15题"/>
+    <w:p>
+      <w:pPr>
+        <w:pStyle w:val="Heading3"/>
+        <w:spacing w:before="280" w:after="120"/>
+      </w:pPr>
+      <w:r>
+        <w:rPr>
+          <w:rFonts w:hint="eastAsia" w:ascii="Times New Roman" w:hAnsi="Times New Roman" w:eastAsia="SimHei" w:cs="Times New Roman"/>
+        </w:rPr>
+        <w:t>第</w:t>
+      </w:r>
+      <w:r>
+        <w:rPr>
+          <w:rFonts w:hint="eastAsia" w:ascii="Times New Roman" w:hAnsi="Times New Roman" w:eastAsia="Times New Roman" w:cs="Times New Roman"/>
+        </w:rPr>
+        <w:t>15</w:t>
       </w:r>
       <w:r>
         <w:rPr>
@@ -7759,6 +7193,695 @@
           <w:rFonts w:ascii="Times New Roman" w:hAnsi="Times New Roman" w:eastAsia="Times New Roman" w:cs="Times New Roman"/>
         </w:rPr>
         <w:t xml:space="preserve">(Chemical Communications, No. 20 (2004): 2322-2323)</w:t>
+      </w:r>
+    </w:p>
+    <w:p>
+      <w:pPr>
+        <w:pStyle w:val="BodyText"/>
+      </w:pPr>
+      <w:r>
+        <w:rPr>
+          <w:rFonts w:hint="eastAsia" w:ascii="Times New Roman" w:hAnsi="Times New Roman" w:eastAsia="FangSong" w:cs="Times New Roman"/>
+          <w:b/>
+          <w:bCs/>
+        </w:rPr>
+        <w:t xml:space="preserve">来源</w:t>
+      </w:r>
+      <w:r>
+        <w:rPr>
+          <w:rFonts w:hint="eastAsia" w:ascii="Times New Roman" w:hAnsi="Times New Roman" w:eastAsia="Times New Roman" w:cs="Times New Roman"/>
+        </w:rPr>
+        <w:t>：</w:t>
+      </w:r>
+      <w:r>
+        <w:rPr>
+          <w:rFonts w:hint="eastAsia" w:ascii="Times New Roman" w:hAnsi="Times New Roman" w:eastAsia="FangSong" w:cs="Times New Roman"/>
+        </w:rPr>
+        <w:t>化学竞赛初赛讲义</w:t>
+      </w:r>
+      <w:r>
+        <w:rPr>
+          <w:rFonts w:ascii="Times New Roman" w:hAnsi="Times New Roman" w:eastAsia="Times New Roman" w:cs="Times New Roman"/>
+        </w:rPr>
+        <w:t xml:space="preserve"> </w:t>
+      </w:r>
+      <w:r>
+        <w:rPr>
+          <w:rFonts w:hint="eastAsia" w:ascii="Times New Roman" w:hAnsi="Times New Roman" w:eastAsia="FangSong" w:cs="Times New Roman"/>
+        </w:rPr>
+        <w:t>第</w:t>
+      </w:r>
+      <w:r>
+        <w:rPr>
+          <w:rFonts w:hint="eastAsia" w:ascii="Times New Roman" w:hAnsi="Times New Roman" w:eastAsia="Times New Roman" w:cs="Times New Roman"/>
+        </w:rPr>
+        <w:t>4</w:t>
+      </w:r>
+      <w:r>
+        <w:rPr>
+          <w:rFonts w:hint="eastAsia" w:ascii="Times New Roman" w:hAnsi="Times New Roman" w:eastAsia="FangSong" w:cs="Times New Roman"/>
+        </w:rPr>
+        <w:t>讲</w:t>
+      </w:r>
+      <w:r>
+        <w:rPr>
+          <w:rFonts w:ascii="Times New Roman" w:hAnsi="Times New Roman" w:eastAsia="Times New Roman" w:cs="Times New Roman"/>
+        </w:rPr>
+        <w:t xml:space="preserve"> §4.2.3 </w:t>
+      </w:r>
+      <w:r>
+        <w:rPr>
+          <w:rFonts w:hint="eastAsia" w:ascii="Times New Roman" w:hAnsi="Times New Roman" w:eastAsia="FangSong" w:cs="Times New Roman"/>
+        </w:rPr>
+        <w:t xml:space="preserve">习题</w:t>
+      </w:r>
+    </w:p>
+    <w:p>
+      <w:pPr>
+        <w:spacing w:before="160" w:after="80"/>
+      </w:pPr>
+      <w:r>
+        <w:pict>
+          <v:rect style="width:0;height:1.5pt" o:hralign="center" o:hrstd="t" o:hr="t"/>
+        </w:pict>
+      </w:r>
+    </w:p>
+    <w:bookmarkEnd w:id="38"/>
+    <w:bookmarkStart w:id="39" w:name="第16题"/>
+    <w:p>
+      <w:pPr>
+        <w:pStyle w:val="Heading3"/>
+        <w:spacing w:before="280" w:after="120"/>
+      </w:pPr>
+      <w:r>
+        <w:rPr>
+          <w:rFonts w:hint="eastAsia" w:ascii="Times New Roman" w:hAnsi="Times New Roman" w:eastAsia="SimHei" w:cs="Times New Roman"/>
+        </w:rPr>
+        <w:t>第</w:t>
+      </w:r>
+      <w:r>
+        <w:rPr>
+          <w:rFonts w:hint="eastAsia" w:ascii="Times New Roman" w:hAnsi="Times New Roman" w:eastAsia="Times New Roman" w:cs="Times New Roman"/>
+        </w:rPr>
+        <w:t>16</w:t>
+      </w:r>
+      <w:r>
+        <w:rPr>
+          <w:rFonts w:hint="eastAsia" w:ascii="Times New Roman" w:hAnsi="Times New Roman" w:eastAsia="SimHei" w:cs="Times New Roman"/>
+        </w:rPr>
+        <w:t>题</w:t>
+      </w:r>
+    </w:p>
+    <w:p>
+      <w:pPr>
+        <w:pStyle w:val="FirstParagraph"/>
+      </w:pPr>
+      <w:r>
+        <w:rPr>
+          <w:rFonts w:hint="eastAsia" w:ascii="Times New Roman" w:hAnsi="Times New Roman" w:eastAsia="FangSong" w:cs="Times New Roman"/>
+          <w:b/>
+          <w:bCs/>
+        </w:rPr>
+        <w:t xml:space="preserve">题目</w:t>
+      </w:r>
+      <w:r>
+        <w:rPr>
+          <w:rFonts w:hint="eastAsia" w:ascii="Times New Roman" w:hAnsi="Times New Roman" w:eastAsia="Times New Roman" w:cs="Times New Roman"/>
+        </w:rPr>
+        <w:t xml:space="preserve">：</w:t>
+      </w:r>
+      <w:r>
+        <w:rPr>
+          <w:rFonts w:ascii="Times New Roman" w:hAnsi="Times New Roman" w:eastAsia="Times New Roman" w:cs="Times New Roman"/>
+        </w:rPr>
+        <w:t xml:space="preserve"> </w:t>
+      </w:r>
+      <w:r>
+        <w:rPr>
+          <w:rFonts w:hint="eastAsia" w:ascii="Times New Roman" w:hAnsi="Times New Roman" w:eastAsia="FangSong" w:cs="Times New Roman"/>
+        </w:rPr>
+        <w:t>人工载氧体</w:t>
+      </w:r>
+      <w:r>
+        <w:rPr>
+          <w:rFonts w:hint="eastAsia" w:ascii="Times New Roman" w:hAnsi="Times New Roman" w:eastAsia="Times New Roman" w:cs="Times New Roman"/>
+        </w:rPr>
+        <w:t>B</w:t>
+      </w:r>
+      <w:r>
+        <w:rPr>
+          <w:rFonts w:hint="eastAsia" w:ascii="Times New Roman" w:hAnsi="Times New Roman" w:eastAsia="FangSong" w:cs="Times New Roman"/>
+        </w:rPr>
+        <w:t>的化学式为</w:t>
+      </w:r>
+      <w:r>
+        <w:rPr>
+          <w:rFonts w:ascii="Times New Roman" w:hAnsi="Times New Roman" w:eastAsia="Times New Roman" w:cs="Times New Roman"/>
+        </w:rPr>
+        <w:t xml:space="preserve"> </w:t>
+      </w:r>
+      <m:oMath>
+        <m:oMathPr>
+          <m:ctrlPr>
+            <w:rPr>
+              <w:sz w:val="28"/>
+              <w:szCs w:val="28"/>
+            </w:rPr>
+          </m:ctrlPr>
+        </m:oMathPr>
+        <m:r>
+          <m:rPr>
+            <m:sty m:val="p"/>
+          </m:rPr>
+          <m:t>C</m:t>
+        </m:r>
+        <m:r>
+          <m:rPr>
+            <m:sty m:val="p"/>
+          </m:rPr>
+          <m:t>o</m:t>
+        </m:r>
+        <m:r>
+          <m:rPr>
+            <m:sty m:val="p"/>
+          </m:rPr>
+          <m:t>(</m:t>
+        </m:r>
+        <m:r>
+          <m:rPr>
+            <m:sty m:val="p"/>
+          </m:rPr>
+          <m:t>b</m:t>
+        </m:r>
+        <m:r>
+          <m:rPr>
+            <m:sty m:val="p"/>
+          </m:rPr>
+          <m:t>z</m:t>
+        </m:r>
+        <m:r>
+          <m:rPr>
+            <m:sty m:val="p"/>
+          </m:rPr>
+          <m:t>a</m:t>
+        </m:r>
+        <m:r>
+          <m:rPr>
+            <m:sty m:val="p"/>
+          </m:rPr>
+          <m:t>c</m:t>
+        </m:r>
+        <m:r>
+          <m:rPr>
+            <m:sty m:val="p"/>
+          </m:rPr>
+          <m:t>e</m:t>
+        </m:r>
+        <m:r>
+          <m:rPr>
+            <m:sty m:val="p"/>
+          </m:rPr>
+          <m:t>n</m:t>
+        </m:r>
+        <m:r>
+          <m:rPr>
+            <m:sty m:val="p"/>
+          </m:rPr>
+          <m:t>)</m:t>
+        </m:r>
+        <m:r>
+          <m:rPr>
+            <m:sty m:val="p"/>
+          </m:rPr>
+          <m:t>p</m:t>
+        </m:r>
+        <m:r>
+          <m:rPr>
+            <m:sty m:val="p"/>
+          </m:rPr>
+          <m:t>y</m:t>
+        </m:r>
+        <m:sSub>
+          <m:e>
+            <m:r>
+              <m:rPr>
+                <m:sty m:val="p"/>
+              </m:rPr>
+              <m:t>O</m:t>
+            </m:r>
+          </m:e>
+          <m:sub>
+            <m:r>
+              <m:rPr>
+                <m:sty m:val="p"/>
+              </m:rPr>
+              <m:t>2</m:t>
+            </m:r>
+          </m:sub>
+        </m:sSub>
+      </m:oMath>
+      <w:r>
+        <w:rPr>
+          <w:rFonts w:ascii="Times New Roman" w:hAnsi="Times New Roman" w:eastAsia="Times New Roman" w:cs="Times New Roman"/>
+        </w:rPr>
+        <w:t xml:space="preserve"> </w:t>
+      </w:r>
+      <w:r>
+        <w:rPr>
+          <w:rFonts w:ascii="Times New Roman" w:hAnsi="Times New Roman" w:eastAsia="Times New Roman" w:cs="Times New Roman"/>
+        </w:rPr>
+        <w:t xml:space="preserve">, </w:t>
+      </w:r>
+      <w:r>
+        <w:rPr>
+          <w:rFonts w:hint="eastAsia" w:ascii="Times New Roman" w:hAnsi="Times New Roman" w:eastAsia="FangSong" w:cs="Times New Roman"/>
+        </w:rPr>
+        <w:t xml:space="preserve">其中</w:t>
+      </w:r>
+      <w:r>
+        <w:rPr>
+          <w:rFonts w:ascii="Times New Roman" w:hAnsi="Times New Roman" w:eastAsia="Times New Roman" w:cs="Times New Roman"/>
+        </w:rPr>
+        <w:t xml:space="preserve"> py </w:t>
+      </w:r>
+      <w:r>
+        <w:rPr>
+          <w:rFonts w:hint="eastAsia" w:ascii="Times New Roman" w:hAnsi="Times New Roman" w:eastAsia="FangSong" w:cs="Times New Roman"/>
+        </w:rPr>
+        <w:t xml:space="preserve">是吡啶</w:t>
+      </w:r>
+      <w:r>
+        <w:rPr>
+          <w:rFonts w:ascii="Times New Roman" w:hAnsi="Times New Roman" w:eastAsia="Times New Roman" w:cs="Times New Roman"/>
+        </w:rPr>
+        <w:t xml:space="preserve"> </w:t>
+      </w:r>
+      <m:oMath>
+        <m:oMathPr>
+          <m:ctrlPr>
+            <w:rPr>
+              <w:sz w:val="28"/>
+              <w:szCs w:val="28"/>
+            </w:rPr>
+          </m:ctrlPr>
+        </m:oMathPr>
+        <m:r>
+          <m:rPr>
+            <m:sty m:val="p"/>
+          </m:rPr>
+          <m:t>(</m:t>
+        </m:r>
+        <m:sSub>
+          <m:e>
+            <m:r>
+              <m:rPr>
+                <m:sty m:val="p"/>
+              </m:rPr>
+              <m:t>C</m:t>
+            </m:r>
+          </m:e>
+          <m:sub>
+            <m:r>
+              <m:t>5</m:t>
+            </m:r>
+          </m:sub>
+        </m:sSub>
+        <m:sSub>
+          <m:e>
+            <m:r>
+              <m:rPr>
+                <m:sty m:val="p"/>
+              </m:rPr>
+              <m:t>H</m:t>
+            </m:r>
+          </m:e>
+          <m:sub>
+            <m:r>
+              <m:t>5</m:t>
+            </m:r>
+          </m:sub>
+        </m:sSub>
+        <m:r>
+          <m:rPr>
+            <m:sty m:val="p"/>
+          </m:rPr>
+          <m:t>N</m:t>
+        </m:r>
+        <m:r>
+          <m:rPr>
+            <m:sty m:val="p"/>
+          </m:rPr>
+          <m:t>)</m:t>
+        </m:r>
+      </m:oMath>
+      <w:r>
+        <w:rPr>
+          <w:rFonts w:ascii="Times New Roman" w:hAnsi="Times New Roman" w:eastAsia="Times New Roman" w:cs="Times New Roman"/>
+        </w:rPr>
+        <w:t xml:space="preserve"> </w:t>
+      </w:r>
+      <w:r>
+        <w:rPr>
+          <w:rFonts w:ascii="Times New Roman" w:hAnsi="Times New Roman" w:eastAsia="Times New Roman" w:cs="Times New Roman"/>
+        </w:rPr>
+        <w:t xml:space="preserve">, bzacen </w:t>
+      </w:r>
+      <w:r>
+        <w:rPr>
+          <w:rFonts w:hint="eastAsia" w:ascii="Times New Roman" w:hAnsi="Times New Roman" w:eastAsia="FangSong" w:cs="Times New Roman"/>
+        </w:rPr>
+        <w:t xml:space="preserve">是四齿配体</w:t>
+      </w:r>
+      <w:r>
+        <w:rPr>
+          <w:rFonts w:ascii="Times New Roman" w:hAnsi="Times New Roman" w:eastAsia="Times New Roman" w:cs="Times New Roman"/>
+        </w:rPr>
+        <w:t xml:space="preserve"> </w:t>
+      </w:r>
+      <m:oMath>
+        <m:oMathPr>
+          <m:ctrlPr>
+            <w:rPr>
+              <w:sz w:val="28"/>
+              <w:szCs w:val="28"/>
+            </w:rPr>
+          </m:ctrlPr>
+        </m:oMathPr>
+        <m:r>
+          <m:rPr>
+            <m:sty m:val="p"/>
+          </m:rPr>
+          <m:t>[</m:t>
+        </m:r>
+        <m:sSub>
+          <m:e>
+            <m:r>
+              <m:rPr>
+                <m:sty m:val="p"/>
+              </m:rPr>
+              <m:t>C</m:t>
+            </m:r>
+          </m:e>
+          <m:sub>
+            <m:r>
+              <m:t>6</m:t>
+            </m:r>
+          </m:sub>
+        </m:sSub>
+        <m:sSub>
+          <m:e>
+            <m:r>
+              <m:rPr>
+                <m:sty m:val="p"/>
+              </m:rPr>
+              <m:t>H</m:t>
+            </m:r>
+          </m:e>
+          <m:sub>
+            <m:r>
+              <m:t>5</m:t>
+            </m:r>
+          </m:sub>
+        </m:sSub>
+        <m:r>
+          <m:rPr>
+            <m:sty m:val="p"/>
+          </m:rPr>
+          <m:t>−</m:t>
+        </m:r>
+        <m:r>
+          <m:rPr>
+            <m:sty m:val="p"/>
+          </m:rPr>
+          <m:t>C</m:t>
+        </m:r>
+        <m:r>
+          <m:rPr>
+            <m:sty m:val="p"/>
+          </m:rPr>
+          <m:t>(</m:t>
+        </m:r>
+        <m:sSup>
+          <m:e>
+            <m:r>
+              <m:rPr>
+                <m:sty m:val="p"/>
+              </m:rPr>
+              <m:t>O</m:t>
+            </m:r>
+          </m:e>
+          <m:sup>
+            <m:r>
+              <m:rPr>
+                <m:sty m:val="p"/>
+              </m:rPr>
+              <m:t>−</m:t>
+            </m:r>
+          </m:sup>
+        </m:sSup>
+        <m:r>
+          <m:rPr>
+            <m:sty m:val="p"/>
+          </m:rPr>
+          <m:t>)</m:t>
+        </m:r>
+        <m:r>
+          <m:rPr>
+            <m:sty m:val="p"/>
+          </m:rPr>
+          <m:t>=</m:t>
+        </m:r>
+        <m:r>
+          <m:rPr>
+            <m:sty m:val="p"/>
+          </m:rPr>
+          <m:t>C</m:t>
+        </m:r>
+        <m:r>
+          <m:rPr>
+            <m:sty m:val="p"/>
+          </m:rPr>
+          <m:t>H</m:t>
+        </m:r>
+        <m:r>
+          <m:rPr>
+            <m:sty m:val="p"/>
+          </m:rPr>
+          <m:t>−</m:t>
+        </m:r>
+        <m:r>
+          <m:rPr>
+            <m:sty m:val="p"/>
+          </m:rPr>
+          <m:t>C</m:t>
+        </m:r>
+        <m:r>
+          <m:rPr>
+            <m:sty m:val="p"/>
+          </m:rPr>
+          <m:t>(</m:t>
+        </m:r>
+        <m:sSub>
+          <m:e>
+            <m:r>
+              <m:rPr>
+                <m:sty m:val="p"/>
+              </m:rPr>
+              <m:t>C</m:t>
+            </m:r>
+            <m:r>
+              <m:rPr>
+                <m:sty m:val="p"/>
+              </m:rPr>
+              <m:t>H</m:t>
+            </m:r>
+          </m:e>
+          <m:sub>
+            <m:r>
+              <m:t>3</m:t>
+            </m:r>
+          </m:sub>
+        </m:sSub>
+        <m:r>
+          <m:rPr>
+            <m:sty m:val="p"/>
+          </m:rPr>
+          <m:t>)</m:t>
+        </m:r>
+        <m:r>
+          <m:rPr>
+            <m:sty m:val="p"/>
+          </m:rPr>
+          <m:t>=</m:t>
+        </m:r>
+        <m:sSub>
+          <m:e>
+            <m:r>
+              <m:rPr>
+                <m:sty m:val="p"/>
+              </m:rPr>
+              <m:t>N</m:t>
+            </m:r>
+            <m:r>
+              <m:rPr>
+                <m:sty m:val="p"/>
+              </m:rPr>
+              <m:t>C</m:t>
+            </m:r>
+            <m:r>
+              <m:rPr>
+                <m:sty m:val="p"/>
+              </m:rPr>
+              <m:t>H</m:t>
+            </m:r>
+          </m:e>
+          <m:sub>
+            <m:r>
+              <m:t>2</m:t>
+            </m:r>
+          </m:sub>
+        </m:sSub>
+        <m:r>
+          <m:rPr>
+            <m:sty m:val="p"/>
+          </m:rPr>
+          <m:t>−</m:t>
+        </m:r>
+        <m:sSub>
+          <m:e>
+            <m:r>
+              <m:rPr>
+                <m:sty m:val="p"/>
+              </m:rPr>
+              <m:t>]</m:t>
+            </m:r>
+          </m:e>
+          <m:sub>
+            <m:r>
+              <m:t>2</m:t>
+            </m:r>
+          </m:sub>
+        </m:sSub>
+      </m:oMath>
+      <w:r>
+        <w:rPr>
+          <w:rFonts w:ascii="Times New Roman" w:hAnsi="Times New Roman" w:eastAsia="Times New Roman" w:cs="Times New Roman"/>
+        </w:rPr>
+        <w:t xml:space="preserve"> </w:t>
+      </w:r>
+      <w:r>
+        <w:rPr>
+          <w:rFonts w:hint="eastAsia" w:ascii="Times New Roman" w:hAnsi="Times New Roman" w:eastAsia="Times New Roman" w:cs="Times New Roman"/>
+        </w:rPr>
+        <w:t>。B</w:t>
+      </w:r>
+      <w:r>
+        <w:rPr>
+          <w:rFonts w:hint="eastAsia" w:ascii="Times New Roman" w:hAnsi="Times New Roman" w:eastAsia="FangSong" w:cs="Times New Roman"/>
+        </w:rPr>
+        <w:t>具有室温吸氧</w:t>
+      </w:r>
+      <w:r>
+        <w:rPr>
+          <w:rFonts w:hint="eastAsia" w:ascii="Times New Roman" w:hAnsi="Times New Roman" w:eastAsia="Times New Roman" w:cs="Times New Roman"/>
+        </w:rPr>
+        <w:t>,</w:t>
+      </w:r>
+      <w:r>
+        <w:rPr>
+          <w:rFonts w:ascii="Times New Roman" w:hAnsi="Times New Roman" w:eastAsia="Times New Roman" w:cs="Times New Roman"/>
+        </w:rPr>
+        <w:t xml:space="preserve"> </w:t>
+      </w:r>
+      <w:r>
+        <w:rPr>
+          <w:rFonts w:hint="eastAsia" w:ascii="Times New Roman" w:hAnsi="Times New Roman" w:eastAsia="FangSong" w:cs="Times New Roman"/>
+        </w:rPr>
+        <w:t>加热脱氧的功能</w:t>
+      </w:r>
+      <w:r>
+        <w:rPr>
+          <w:rFonts w:hint="eastAsia" w:ascii="Times New Roman" w:hAnsi="Times New Roman" w:eastAsia="Times New Roman" w:cs="Times New Roman"/>
+        </w:rPr>
+        <w:t>。</w:t>
+      </w:r>
+      <w:r>
+        <w:rPr>
+          <w:rFonts w:hint="eastAsia" w:ascii="Times New Roman" w:hAnsi="Times New Roman" w:eastAsia="FangSong" w:cs="Times New Roman"/>
+        </w:rPr>
+        <w:t>请画出</w:t>
+      </w:r>
+      <w:r>
+        <w:rPr>
+          <w:rFonts w:hint="eastAsia" w:ascii="Times New Roman" w:hAnsi="Times New Roman" w:eastAsia="Times New Roman" w:cs="Times New Roman"/>
+        </w:rPr>
+        <w:t>B</w:t>
+      </w:r>
+      <w:r>
+        <w:rPr>
+          <w:rFonts w:hint="eastAsia" w:ascii="Times New Roman" w:hAnsi="Times New Roman" w:eastAsia="FangSong" w:cs="Times New Roman"/>
+        </w:rPr>
+        <w:t>的结构简图</w:t>
+      </w:r>
+      <w:r>
+        <w:rPr>
+          <w:rFonts w:hint="eastAsia" w:ascii="Times New Roman" w:hAnsi="Times New Roman" w:eastAsia="Times New Roman" w:cs="Times New Roman"/>
+        </w:rPr>
+        <w:t>(</w:t>
+      </w:r>
+      <w:r>
+        <w:rPr>
+          <w:rFonts w:hint="eastAsia" w:ascii="Times New Roman" w:hAnsi="Times New Roman" w:eastAsia="FangSong" w:cs="Times New Roman"/>
+        </w:rPr>
+        <w:t>明确表明</w:t>
+      </w:r>
+      <w:r>
+        <w:rPr>
+          <w:rFonts w:hint="eastAsia" w:ascii="Times New Roman" w:hAnsi="Times New Roman" w:eastAsia="Times New Roman" w:cs="Times New Roman"/>
+        </w:rPr>
+        <w:t>O-O</w:t>
+      </w:r>
+      <w:r>
+        <w:rPr>
+          <w:rFonts w:hint="eastAsia" w:ascii="Times New Roman" w:hAnsi="Times New Roman" w:eastAsia="FangSong" w:cs="Times New Roman"/>
+        </w:rPr>
+        <w:t>与金属离子间的空间关系</w:t>
+      </w:r>
+      <w:r>
+        <w:rPr>
+          <w:rFonts w:hint="eastAsia" w:ascii="Times New Roman" w:hAnsi="Times New Roman" w:eastAsia="Times New Roman" w:cs="Times New Roman"/>
+        </w:rPr>
+        <w:t>),</w:t>
+      </w:r>
+      <w:r>
+        <w:rPr>
+          <w:rFonts w:ascii="Times New Roman" w:hAnsi="Times New Roman" w:eastAsia="Times New Roman" w:cs="Times New Roman"/>
+        </w:rPr>
+        <w:t xml:space="preserve"> </w:t>
+      </w:r>
+      <w:r>
+        <w:rPr>
+          <w:rFonts w:hint="eastAsia" w:ascii="Times New Roman" w:hAnsi="Times New Roman" w:eastAsia="FangSong" w:cs="Times New Roman"/>
+        </w:rPr>
+        <w:t>并判断其与氧气</w:t>
+      </w:r>
+      <w:r>
+        <w:rPr>
+          <w:rFonts w:hint="eastAsia" w:ascii="Times New Roman" w:hAnsi="Times New Roman" w:eastAsia="Times New Roman" w:cs="Times New Roman"/>
+        </w:rPr>
+        <w:t>O-O</w:t>
+      </w:r>
+      <w:r>
+        <w:rPr>
+          <w:rFonts w:hint="eastAsia" w:ascii="Times New Roman" w:hAnsi="Times New Roman" w:eastAsia="FangSong" w:cs="Times New Roman"/>
+        </w:rPr>
+        <w:t>键长的大小关系</w:t>
+      </w:r>
+      <w:r>
+        <w:rPr>
+          <w:rFonts w:hint="eastAsia" w:ascii="Times New Roman" w:hAnsi="Times New Roman" w:eastAsia="Times New Roman" w:cs="Times New Roman"/>
+        </w:rPr>
+        <w:t>。</w:t>
       </w:r>
     </w:p>
     <w:p>

--- a/00-首页/题组Word/第一轮·综合套卷/第一轮综合卷03-学生版.docx
+++ b/00-首页/题组Word/第一轮·综合套卷/第一轮综合卷03-学生版.docx
@@ -2074,14 +2074,14 @@
         </w:rPr>
         <w:drawing>
           <wp:inline>
-            <wp:extent cx="3240000" cy="4584609"/>
+            <wp:extent cx="3600000" cy="1785632"/>
             <wp:effectExtent b="0" l="0" r="0" t="0"/>
             <wp:docPr descr="" title="" id="19" name="Picture"/>
             <a:graphic>
               <a:graphicData uri="http://schemas.openxmlformats.org/drawingml/2006/picture">
                 <pic:pic>
                   <pic:nvPicPr>
-                    <pic:cNvPr descr="2021-浙江预赛_p13.png" id="20" name="Picture"/>
+                    <pic:cNvPr descr="06-外部资料导入/真题/省预赛/裁剪图/2021-浙江预赛_q65.png" id="20" name="Picture"/>
                     <pic:cNvPicPr>
                       <a:picLocks noChangeArrowheads="1" noChangeAspect="1"/>
                     </pic:cNvPicPr>
@@ -2095,7 +2095,7 @@
                   <pic:spPr bwMode="auto">
                     <a:xfrm>
                       <a:off x="0" y="0"/>
-                      <a:ext cx="3240000" cy="4584609"/>
+                      <a:ext cx="3600000" cy="1785632"/>
                     </a:xfrm>
                     <a:prstGeom prst="rect">
                       <a:avLst/>
@@ -2434,14 +2434,14 @@
         </w:rPr>
         <w:drawing>
           <wp:inline>
-            <wp:extent cx="3240000" cy="4584609"/>
+            <wp:extent cx="3240000" cy="3037166"/>
             <wp:effectExtent b="0" l="0" r="0" t="0"/>
             <wp:docPr descr="" title="" id="23" name="Picture"/>
             <a:graphic>
               <a:graphicData uri="http://schemas.openxmlformats.org/drawingml/2006/picture">
                 <pic:pic>
                   <pic:nvPicPr>
-                    <pic:cNvPr descr="2022-浙江预赛_p06.png" id="24" name="Picture"/>
+                    <pic:cNvPr descr="06-外部资料导入/真题/省预赛/裁剪图/2022-浙江预赛_q23.png" id="24" name="Picture"/>
                     <pic:cNvPicPr>
                       <a:picLocks noChangeArrowheads="1" noChangeAspect="1"/>
                     </pic:cNvPicPr>
@@ -2455,7 +2455,7 @@
                   <pic:spPr bwMode="auto">
                     <a:xfrm>
                       <a:off x="0" y="0"/>
-                      <a:ext cx="3240000" cy="4584609"/>
+                      <a:ext cx="3240000" cy="3037166"/>
                     </a:xfrm>
                     <a:prstGeom prst="rect">
                       <a:avLst/>
@@ -2900,14 +2900,14 @@
         </w:rPr>
         <w:drawing>
           <wp:inline>
-            <wp:extent cx="3240000" cy="4584609"/>
+            <wp:extent cx="3600000" cy="1877259"/>
             <wp:effectExtent b="0" l="0" r="0" t="0"/>
             <wp:docPr descr="" title="" id="27" name="Picture"/>
             <a:graphic>
               <a:graphicData uri="http://schemas.openxmlformats.org/drawingml/2006/picture">
                 <pic:pic>
                   <pic:nvPicPr>
-                    <pic:cNvPr descr="2022-浙江预赛_p13.png" id="28" name="Picture"/>
+                    <pic:cNvPr descr="06-外部资料导入/真题/省预赛/裁剪图/2022-浙江预赛_q68.png" id="28" name="Picture"/>
                     <pic:cNvPicPr>
                       <a:picLocks noChangeArrowheads="1" noChangeAspect="1"/>
                     </pic:cNvPicPr>
@@ -2921,7 +2921,7 @@
                   <pic:spPr bwMode="auto">
                     <a:xfrm>
                       <a:off x="0" y="0"/>
-                      <a:ext cx="3240000" cy="4584609"/>
+                      <a:ext cx="3600000" cy="1877259"/>
                     </a:xfrm>
                     <a:prstGeom prst="rect">
                       <a:avLst/>
@@ -3386,14 +3386,14 @@
         </w:rPr>
         <w:drawing>
           <wp:inline>
-            <wp:extent cx="3240000" cy="4584609"/>
+            <wp:extent cx="3600000" cy="1118027"/>
             <wp:effectExtent b="0" l="0" r="0" t="0"/>
             <wp:docPr descr="" title="" id="31" name="Picture"/>
             <a:graphic>
               <a:graphicData uri="http://schemas.openxmlformats.org/drawingml/2006/picture">
                 <pic:pic>
                   <pic:nvPicPr>
-                    <pic:cNvPr descr="2022-浙江预赛_p03.png" id="32" name="Picture"/>
+                    <pic:cNvPr descr="06-外部资料导入/真题/省预赛/裁剪图/2022-浙江预赛_q09.png" id="32" name="Picture"/>
                     <pic:cNvPicPr>
                       <a:picLocks noChangeArrowheads="1" noChangeAspect="1"/>
                     </pic:cNvPicPr>
@@ -3407,7 +3407,7 @@
                   <pic:spPr bwMode="auto">
                     <a:xfrm>
                       <a:off x="0" y="0"/>
-                      <a:ext cx="3240000" cy="4584609"/>
+                      <a:ext cx="3600000" cy="1118027"/>
                     </a:xfrm>
                     <a:prstGeom prst="rect">
                       <a:avLst/>

--- a/00-首页/题组Word/第一轮·综合套卷/第一轮综合卷03-学生版.docx
+++ b/00-首页/题组Word/第一轮·综合套卷/第一轮综合卷03-学生版.docx
@@ -7197,67 +7197,6 @@
     </w:p>
     <w:p>
       <w:pPr>
-        <w:pStyle w:val="BodyText"/>
-      </w:pPr>
-      <w:r>
-        <w:rPr>
-          <w:rFonts w:hint="eastAsia" w:ascii="Times New Roman" w:hAnsi="Times New Roman" w:eastAsia="FangSong" w:cs="Times New Roman"/>
-          <w:b/>
-          <w:bCs/>
-        </w:rPr>
-        <w:t xml:space="preserve">来源</w:t>
-      </w:r>
-      <w:r>
-        <w:rPr>
-          <w:rFonts w:hint="eastAsia" w:ascii="Times New Roman" w:hAnsi="Times New Roman" w:eastAsia="Times New Roman" w:cs="Times New Roman"/>
-        </w:rPr>
-        <w:t>：</w:t>
-      </w:r>
-      <w:r>
-        <w:rPr>
-          <w:rFonts w:hint="eastAsia" w:ascii="Times New Roman" w:hAnsi="Times New Roman" w:eastAsia="FangSong" w:cs="Times New Roman"/>
-        </w:rPr>
-        <w:t>化学竞赛初赛讲义</w:t>
-      </w:r>
-      <w:r>
-        <w:rPr>
-          <w:rFonts w:ascii="Times New Roman" w:hAnsi="Times New Roman" w:eastAsia="Times New Roman" w:cs="Times New Roman"/>
-        </w:rPr>
-        <w:t xml:space="preserve"> </w:t>
-      </w:r>
-      <w:r>
-        <w:rPr>
-          <w:rFonts w:hint="eastAsia" w:ascii="Times New Roman" w:hAnsi="Times New Roman" w:eastAsia="FangSong" w:cs="Times New Roman"/>
-        </w:rPr>
-        <w:t>第</w:t>
-      </w:r>
-      <w:r>
-        <w:rPr>
-          <w:rFonts w:hint="eastAsia" w:ascii="Times New Roman" w:hAnsi="Times New Roman" w:eastAsia="Times New Roman" w:cs="Times New Roman"/>
-        </w:rPr>
-        <w:t>4</w:t>
-      </w:r>
-      <w:r>
-        <w:rPr>
-          <w:rFonts w:hint="eastAsia" w:ascii="Times New Roman" w:hAnsi="Times New Roman" w:eastAsia="FangSong" w:cs="Times New Roman"/>
-        </w:rPr>
-        <w:t>讲</w:t>
-      </w:r>
-      <w:r>
-        <w:rPr>
-          <w:rFonts w:ascii="Times New Roman" w:hAnsi="Times New Roman" w:eastAsia="Times New Roman" w:cs="Times New Roman"/>
-        </w:rPr>
-        <w:t xml:space="preserve"> §4.2.3 </w:t>
-      </w:r>
-      <w:r>
-        <w:rPr>
-          <w:rFonts w:hint="eastAsia" w:ascii="Times New Roman" w:hAnsi="Times New Roman" w:eastAsia="FangSong" w:cs="Times New Roman"/>
-        </w:rPr>
-        <w:t xml:space="preserve">习题</w:t>
-      </w:r>
-    </w:p>
-    <w:p>
-      <w:pPr>
         <w:spacing w:before="160" w:after="80"/>
       </w:pPr>
       <w:r>
@@ -7882,67 +7821,6 @@
           <w:rFonts w:hint="eastAsia" w:ascii="Times New Roman" w:hAnsi="Times New Roman" w:eastAsia="Times New Roman" w:cs="Times New Roman"/>
         </w:rPr>
         <w:t>。</w:t>
-      </w:r>
-    </w:p>
-    <w:p>
-      <w:pPr>
-        <w:pStyle w:val="BodyText"/>
-      </w:pPr>
-      <w:r>
-        <w:rPr>
-          <w:rFonts w:hint="eastAsia" w:ascii="Times New Roman" w:hAnsi="Times New Roman" w:eastAsia="FangSong" w:cs="Times New Roman"/>
-          <w:b/>
-          <w:bCs/>
-        </w:rPr>
-        <w:t xml:space="preserve">来源</w:t>
-      </w:r>
-      <w:r>
-        <w:rPr>
-          <w:rFonts w:hint="eastAsia" w:ascii="Times New Roman" w:hAnsi="Times New Roman" w:eastAsia="Times New Roman" w:cs="Times New Roman"/>
-        </w:rPr>
-        <w:t>：</w:t>
-      </w:r>
-      <w:r>
-        <w:rPr>
-          <w:rFonts w:hint="eastAsia" w:ascii="Times New Roman" w:hAnsi="Times New Roman" w:eastAsia="FangSong" w:cs="Times New Roman"/>
-        </w:rPr>
-        <w:t>化学竞赛初赛讲义</w:t>
-      </w:r>
-      <w:r>
-        <w:rPr>
-          <w:rFonts w:ascii="Times New Roman" w:hAnsi="Times New Roman" w:eastAsia="Times New Roman" w:cs="Times New Roman"/>
-        </w:rPr>
-        <w:t xml:space="preserve"> </w:t>
-      </w:r>
-      <w:r>
-        <w:rPr>
-          <w:rFonts w:hint="eastAsia" w:ascii="Times New Roman" w:hAnsi="Times New Roman" w:eastAsia="FangSong" w:cs="Times New Roman"/>
-        </w:rPr>
-        <w:t>第</w:t>
-      </w:r>
-      <w:r>
-        <w:rPr>
-          <w:rFonts w:hint="eastAsia" w:ascii="Times New Roman" w:hAnsi="Times New Roman" w:eastAsia="Times New Roman" w:cs="Times New Roman"/>
-        </w:rPr>
-        <w:t>4</w:t>
-      </w:r>
-      <w:r>
-        <w:rPr>
-          <w:rFonts w:hint="eastAsia" w:ascii="Times New Roman" w:hAnsi="Times New Roman" w:eastAsia="FangSong" w:cs="Times New Roman"/>
-        </w:rPr>
-        <w:t>讲</w:t>
-      </w:r>
-      <w:r>
-        <w:rPr>
-          <w:rFonts w:ascii="Times New Roman" w:hAnsi="Times New Roman" w:eastAsia="Times New Roman" w:cs="Times New Roman"/>
-        </w:rPr>
-        <w:t xml:space="preserve"> §4.2.3 </w:t>
-      </w:r>
-      <w:r>
-        <w:rPr>
-          <w:rFonts w:hint="eastAsia" w:ascii="Times New Roman" w:hAnsi="Times New Roman" w:eastAsia="FangSong" w:cs="Times New Roman"/>
-        </w:rPr>
-        <w:t xml:space="preserve">习题</w:t>
       </w:r>
     </w:p>
     <w:p>
@@ -15997,33 +15875,9 @@
       </w:pPr>
       <w:r>
         <w:rPr>
-          <w:rFonts w:hint="eastAsia" w:ascii="Times New Roman" w:hAnsi="Times New Roman" w:eastAsia="Times New Roman" w:cs="Times New Roman"/>
-        </w:rPr>
-        <w:t>【</w:t>
-      </w:r>
-      <w:r>
-        <w:rPr>
-          <w:rFonts w:hint="eastAsia" w:ascii="Times New Roman" w:hAnsi="Times New Roman" w:eastAsia="FangSong" w:cs="Times New Roman"/>
-        </w:rPr>
-        <w:t>例</w:t>
-      </w:r>
-      <w:r>
-        <w:rPr>
-          <w:rFonts w:ascii="Times New Roman" w:hAnsi="Times New Roman" w:eastAsia="Times New Roman" w:cs="Times New Roman"/>
-        </w:rPr>
-        <w:t xml:space="preserve"> </w:t>
-      </w:r>
-      <w:r>
-        <w:rPr>
-          <w:rFonts w:hint="eastAsia" w:ascii="Times New Roman" w:hAnsi="Times New Roman" w:eastAsia="Times New Roman" w:cs="Times New Roman"/>
-        </w:rPr>
-        <w:t>1】</w:t>
-      </w:r>
-      <w:r>
-        <w:rPr>
-          <w:rFonts w:hint="eastAsia" w:ascii="Times New Roman" w:hAnsi="Times New Roman" w:eastAsia="FangSong" w:cs="Times New Roman"/>
-        </w:rPr>
-        <w:t>若规定</w:t>
+          <w:rFonts w:hint="eastAsia" w:ascii="Times New Roman" w:hAnsi="Times New Roman" w:eastAsia="FangSong" w:cs="Times New Roman"/>
+        </w:rPr>
+        <w:t xml:space="preserve">若规定</w:t>
       </w:r>
       <w:r>
         <w:rPr>
@@ -22721,19 +22575,7 @@
         <w:rPr>
           <w:rFonts w:hint="eastAsia" w:ascii="Times New Roman" w:hAnsi="Times New Roman" w:eastAsia="Times New Roman" w:cs="Times New Roman"/>
         </w:rPr>
-        <w:t>【</w:t>
-      </w:r>
-      <w:r>
-        <w:rPr>
-          <w:rFonts w:hint="eastAsia" w:ascii="Times New Roman" w:hAnsi="Times New Roman" w:eastAsia="FangSong" w:cs="Times New Roman"/>
-        </w:rPr>
-        <w:t>例</w:t>
-      </w:r>
-      <w:r>
-        <w:rPr>
-          <w:rFonts w:hint="eastAsia" w:ascii="Times New Roman" w:hAnsi="Times New Roman" w:eastAsia="Times New Roman" w:cs="Times New Roman"/>
-        </w:rPr>
-        <w:t>2】（2004</w:t>
+        <w:t xml:space="preserve">（2004</w:t>
       </w:r>
       <w:r>
         <w:rPr>
@@ -23791,25 +23633,7 @@
         <w:rPr>
           <w:rFonts w:hint="eastAsia" w:ascii="Times New Roman" w:hAnsi="Times New Roman" w:eastAsia="Times New Roman" w:cs="Times New Roman"/>
         </w:rPr>
-        <w:t>【</w:t>
-      </w:r>
-      <w:r>
-        <w:rPr>
-          <w:rFonts w:hint="eastAsia" w:ascii="Times New Roman" w:hAnsi="Times New Roman" w:eastAsia="FangSong" w:cs="Times New Roman"/>
-        </w:rPr>
-        <w:t>例</w:t>
-      </w:r>
-      <w:r>
-        <w:rPr>
-          <w:rFonts w:ascii="Times New Roman" w:hAnsi="Times New Roman" w:eastAsia="Times New Roman" w:cs="Times New Roman"/>
-        </w:rPr>
-        <w:t xml:space="preserve"> </w:t>
-      </w:r>
-      <w:r>
-        <w:rPr>
-          <w:rFonts w:hint="eastAsia" w:ascii="Times New Roman" w:hAnsi="Times New Roman" w:eastAsia="Times New Roman" w:cs="Times New Roman"/>
-        </w:rPr>
-        <w:t xml:space="preserve">4】（2006</w:t>
+        <w:t xml:space="preserve">（2006</w:t>
       </w:r>
       <w:r>
         <w:rPr>
